--- a/Record/Experiment - 1(week -1)/Documents/Experiment_1.docx
+++ b/Record/Experiment - 1(week -1)/Documents/Experiment_1.docx
@@ -11,7 +11,7 @@
           <w:rFonts w:ascii="Arial" w:hAnsi="Arial"/>
           <w:b/>
           <w:color w:val="000000"/>
-          <w:sz w:val="34"/>
+          <w:sz w:val="40"/>
         </w:rPr>
         <w:t>LABORATORY OBSERVATION/RECORD</w:t>
       </w:r>
@@ -24,7 +24,7 @@
         <w:rPr>
           <w:rFonts w:ascii="Arial" w:hAnsi="Arial"/>
           <w:b/>
-          <w:color w:val="222222"/>
+          <w:color w:val="000000"/>
           <w:sz w:val="20"/>
         </w:rPr>
         <w:t xml:space="preserve">Course: </w:t>
@@ -46,7 +46,7 @@
         <w:rPr>
           <w:rFonts w:ascii="Arial" w:hAnsi="Arial"/>
           <w:b/>
-          <w:color w:val="222222"/>
+          <w:color w:val="000000"/>
           <w:sz w:val="20"/>
         </w:rPr>
         <w:t xml:space="preserve">Course Code: </w:t>
@@ -68,7 +68,7 @@
         <w:rPr>
           <w:rFonts w:ascii="Arial" w:hAnsi="Arial"/>
           <w:b/>
-          <w:color w:val="222222"/>
+          <w:color w:val="000000"/>
           <w:sz w:val="20"/>
         </w:rPr>
         <w:t xml:space="preserve">Experiment No.: </w:t>
@@ -90,7 +90,7 @@
         <w:rPr>
           <w:rFonts w:ascii="Arial" w:hAnsi="Arial"/>
           <w:b/>
-          <w:color w:val="222222"/>
+          <w:color w:val="000000"/>
           <w:sz w:val="20"/>
         </w:rPr>
         <w:t xml:space="preserve">Student Name: </w:t>
@@ -101,7 +101,29 @@
           <w:color w:val="333333"/>
           <w:sz w:val="20"/>
         </w:rPr>
-        <w:t>V S SRAVAN M</w:t>
+        <w:t>J Satya Srikar</w:t>
+      </w:r>
+    </w:p>
+    <w:p>
+      <w:pPr>
+        <w:spacing w:before="40" w:after="40" w:line="276" w:lineRule="auto"/>
+      </w:pPr>
+      <w:r>
+        <w:rPr>
+          <w:rFonts w:ascii="Arial" w:hAnsi="Arial"/>
+          <w:b/>
+          <w:color w:val="000000"/>
+          <w:sz w:val="20"/>
+        </w:rPr>
+        <w:t xml:space="preserve">Roll No.: </w:t>
+      </w:r>
+      <w:r>
+        <w:rPr>
+          <w:rFonts w:ascii="Arial" w:hAnsi="Arial"/>
+          <w:color w:val="333333"/>
+          <w:sz w:val="20"/>
+        </w:rPr>
+        <w:t>A24126552259</w:t>
       </w:r>
     </w:p>
     <w:p>
@@ -112,10 +134,10 @@
         <w:rPr>
           <w:rFonts w:ascii="Arial" w:hAnsi="Arial"/>
           <w:b/>
-          <w:color w:val="222222"/>
+          <w:color w:val="000000"/>
           <w:sz w:val="20"/>
         </w:rPr>
-        <w:t xml:space="preserve">Roll No.: </w:t>
+        <w:t xml:space="preserve">Branch &amp; Section: </w:t>
       </w:r>
       <w:r>
         <w:rPr>
@@ -123,27 +145,27 @@
           <w:color w:val="333333"/>
           <w:sz w:val="20"/>
         </w:rPr>
-        <w:t>A24126552268</w:t>
+        <w:t>CSM-B</w:t>
       </w:r>
     </w:p>
     <w:p>
       <w:pPr>
-        <w:spacing w:before="120" w:after="120"/>
+        <w:spacing w:before="80" w:after="80"/>
         <w:pBdr>
-          <w:bottom w:val="single" w:sz="6" w:space="1" w:color="D0D0D0"/>
+          <w:bottom w:val="single" w:sz="6" w:space="1" w:color="CCCCCC"/>
         </w:pBdr>
       </w:pPr>
     </w:p>
     <w:p>
       <w:pPr>
         <w:keepNext/>
-        <w:spacing w:before="240" w:after="80"/>
+        <w:spacing w:before="160" w:after="60"/>
       </w:pPr>
       <w:r>
         <w:rPr>
           <w:rFonts w:ascii="Arial" w:hAnsi="Arial"/>
           <w:b/>
-          <w:color w:val="111111"/>
+          <w:color w:val="000000"/>
           <w:sz w:val="26"/>
         </w:rPr>
         <w:t>1. TITLE</w:t>
@@ -151,7 +173,7 @@
     </w:p>
     <w:p>
       <w:pPr>
-        <w:spacing w:before="40" w:after="80" w:line="276" w:lineRule="auto"/>
+        <w:spacing w:before="40" w:after="60" w:line="276" w:lineRule="auto"/>
       </w:pPr>
       <w:r>
         <w:rPr>
@@ -164,22 +186,22 @@
     </w:p>
     <w:p>
       <w:pPr>
-        <w:spacing w:before="120" w:after="120"/>
+        <w:spacing w:before="80" w:after="80"/>
         <w:pBdr>
-          <w:bottom w:val="single" w:sz="6" w:space="1" w:color="D0D0D0"/>
+          <w:bottom w:val="single" w:sz="6" w:space="1" w:color="CCCCCC"/>
         </w:pBdr>
       </w:pPr>
     </w:p>
     <w:p>
       <w:pPr>
         <w:keepNext/>
-        <w:spacing w:before="240" w:after="80"/>
+        <w:spacing w:before="160" w:after="60"/>
       </w:pPr>
       <w:r>
         <w:rPr>
           <w:rFonts w:ascii="Arial" w:hAnsi="Arial"/>
           <w:b/>
-          <w:color w:val="111111"/>
+          <w:color w:val="000000"/>
           <w:sz w:val="26"/>
         </w:rPr>
         <w:t>2. AIM</w:t>
@@ -187,7 +209,7 @@
     </w:p>
     <w:p>
       <w:pPr>
-        <w:spacing w:before="40" w:after="80" w:line="276" w:lineRule="auto"/>
+        <w:spacing w:before="40" w:after="60" w:line="276" w:lineRule="auto"/>
       </w:pPr>
       <w:r>
         <w:rPr>
@@ -200,22 +222,22 @@
     </w:p>
     <w:p>
       <w:pPr>
-        <w:spacing w:before="120" w:after="120"/>
+        <w:spacing w:before="80" w:after="80"/>
         <w:pBdr>
-          <w:bottom w:val="single" w:sz="6" w:space="1" w:color="D0D0D0"/>
+          <w:bottom w:val="single" w:sz="6" w:space="1" w:color="CCCCCC"/>
         </w:pBdr>
       </w:pPr>
     </w:p>
     <w:p>
       <w:pPr>
         <w:keepNext/>
-        <w:spacing w:before="240" w:after="80"/>
+        <w:spacing w:before="160" w:after="60"/>
       </w:pPr>
       <w:r>
         <w:rPr>
           <w:rFonts w:ascii="Arial" w:hAnsi="Arial"/>
           <w:b/>
-          <w:color w:val="111111"/>
+          <w:color w:val="000000"/>
           <w:sz w:val="26"/>
         </w:rPr>
         <w:t>3. OBJECTIVE</w:t>
@@ -223,7 +245,7 @@
     </w:p>
     <w:p>
       <w:pPr>
-        <w:spacing w:before="40" w:after="80" w:line="276" w:lineRule="auto"/>
+        <w:spacing w:before="40" w:after="60" w:line="276" w:lineRule="auto"/>
       </w:pPr>
       <w:r>
         <w:rPr>
@@ -237,7 +259,7 @@
     <w:p>
       <w:pPr>
         <w:pStyle w:val="ListBullet"/>
-        <w:spacing w:before="40" w:after="60" w:line="276" w:lineRule="auto"/>
+        <w:spacing w:before="40" w:after="40" w:line="276" w:lineRule="auto"/>
       </w:pPr>
       <w:r>
         <w:rPr>
@@ -251,7 +273,7 @@
     <w:p>
       <w:pPr>
         <w:pStyle w:val="ListBullet"/>
-        <w:spacing w:before="40" w:after="60" w:line="276" w:lineRule="auto"/>
+        <w:spacing w:before="40" w:after="40" w:line="276" w:lineRule="auto"/>
       </w:pPr>
       <w:r>
         <w:rPr>
@@ -265,7 +287,7 @@
     <w:p>
       <w:pPr>
         <w:pStyle w:val="ListBullet"/>
-        <w:spacing w:before="40" w:after="60" w:line="276" w:lineRule="auto"/>
+        <w:spacing w:before="40" w:after="40" w:line="276" w:lineRule="auto"/>
       </w:pPr>
       <w:r>
         <w:rPr>
@@ -279,7 +301,7 @@
     <w:p>
       <w:pPr>
         <w:pStyle w:val="ListBullet"/>
-        <w:spacing w:before="40" w:after="60" w:line="276" w:lineRule="auto"/>
+        <w:spacing w:before="40" w:after="40" w:line="276" w:lineRule="auto"/>
       </w:pPr>
       <w:r>
         <w:rPr>
@@ -293,7 +315,7 @@
     <w:p>
       <w:pPr>
         <w:pStyle w:val="ListBullet"/>
-        <w:spacing w:before="40" w:after="60" w:line="276" w:lineRule="auto"/>
+        <w:spacing w:before="40" w:after="40" w:line="276" w:lineRule="auto"/>
       </w:pPr>
       <w:r>
         <w:rPr>
@@ -307,7 +329,7 @@
     <w:p>
       <w:pPr>
         <w:pStyle w:val="ListBullet"/>
-        <w:spacing w:before="40" w:after="60" w:line="276" w:lineRule="auto"/>
+        <w:spacing w:before="40" w:after="40" w:line="276" w:lineRule="auto"/>
       </w:pPr>
       <w:r>
         <w:rPr>
@@ -320,22 +342,22 @@
     </w:p>
     <w:p>
       <w:pPr>
-        <w:spacing w:before="120" w:after="120"/>
+        <w:spacing w:before="80" w:after="80"/>
         <w:pBdr>
-          <w:bottom w:val="single" w:sz="6" w:space="1" w:color="D0D0D0"/>
+          <w:bottom w:val="single" w:sz="6" w:space="1" w:color="CCCCCC"/>
         </w:pBdr>
       </w:pPr>
     </w:p>
     <w:p>
       <w:pPr>
         <w:keepNext/>
-        <w:spacing w:before="240" w:after="80"/>
+        <w:spacing w:before="160" w:after="60"/>
       </w:pPr>
       <w:r>
         <w:rPr>
           <w:rFonts w:ascii="Arial" w:hAnsi="Arial"/>
           <w:b/>
-          <w:color w:val="111111"/>
+          <w:color w:val="000000"/>
           <w:sz w:val="26"/>
         </w:rPr>
         <w:t>4. THEORY</w:t>
@@ -343,7 +365,7 @@
     </w:p>
     <w:p>
       <w:pPr>
-        <w:spacing w:before="40" w:after="80" w:line="276" w:lineRule="auto"/>
+        <w:spacing w:before="40" w:after="60" w:line="276" w:lineRule="auto"/>
       </w:pPr>
       <w:r>
         <w:rPr>
@@ -356,13 +378,13 @@
     </w:p>
     <w:p>
       <w:pPr>
-        <w:spacing w:before="40" w:after="80" w:line="276" w:lineRule="auto"/>
+        <w:spacing w:before="40" w:after="60" w:line="276" w:lineRule="auto"/>
       </w:pPr>
       <w:r>
         <w:rPr>
           <w:rFonts w:ascii="Arial" w:hAnsi="Arial"/>
           <w:b/>
-          <w:color w:val="222222"/>
+          <w:color w:val="000000"/>
           <w:sz w:val="20"/>
         </w:rPr>
         <w:t>Theory of HTML Components:</w:t>
@@ -378,13 +400,13 @@
     <w:p>
       <w:pPr>
         <w:pStyle w:val="ListBullet"/>
-        <w:spacing w:before="40" w:after="60" w:line="276" w:lineRule="auto"/>
+        <w:spacing w:before="40" w:after="40" w:line="276" w:lineRule="auto"/>
       </w:pPr>
       <w:r>
         <w:rPr>
           <w:rFonts w:ascii="Arial" w:hAnsi="Arial"/>
           <w:b/>
-          <w:color w:val="222222"/>
+          <w:color w:val="000000"/>
           <w:sz w:val="20"/>
         </w:rPr>
         <w:t xml:space="preserve">Document Structure: </w:t>
@@ -401,13 +423,13 @@
     <w:p>
       <w:pPr>
         <w:pStyle w:val="ListBullet"/>
-        <w:spacing w:before="40" w:after="60" w:line="276" w:lineRule="auto"/>
+        <w:spacing w:before="40" w:after="40" w:line="276" w:lineRule="auto"/>
       </w:pPr>
       <w:r>
         <w:rPr>
           <w:rFonts w:ascii="Arial" w:hAnsi="Arial"/>
           <w:b/>
-          <w:color w:val="222222"/>
+          <w:color w:val="000000"/>
           <w:sz w:val="20"/>
         </w:rPr>
         <w:t xml:space="preserve">Structural Sections: </w:t>
@@ -424,13 +446,13 @@
     <w:p>
       <w:pPr>
         <w:pStyle w:val="ListBullet"/>
-        <w:spacing w:before="40" w:after="60" w:line="276" w:lineRule="auto"/>
+        <w:spacing w:before="40" w:after="40" w:line="276" w:lineRule="auto"/>
       </w:pPr>
       <w:r>
         <w:rPr>
           <w:rFonts w:ascii="Arial" w:hAnsi="Arial"/>
           <w:b/>
-          <w:color w:val="222222"/>
+          <w:color w:val="000000"/>
           <w:sz w:val="20"/>
         </w:rPr>
         <w:t xml:space="preserve">Headings &amp; Paragraphs: </w:t>
@@ -447,13 +469,13 @@
     <w:p>
       <w:pPr>
         <w:pStyle w:val="ListBullet"/>
-        <w:spacing w:before="40" w:after="60" w:line="276" w:lineRule="auto"/>
+        <w:spacing w:before="40" w:after="40" w:line="276" w:lineRule="auto"/>
       </w:pPr>
       <w:r>
         <w:rPr>
           <w:rFonts w:ascii="Arial" w:hAnsi="Arial"/>
           <w:b/>
-          <w:color w:val="222222"/>
+          <w:color w:val="000000"/>
           <w:sz w:val="20"/>
         </w:rPr>
         <w:t xml:space="preserve">Lists &amp; Links: </w:t>
@@ -470,13 +492,13 @@
     <w:p>
       <w:pPr>
         <w:pStyle w:val="ListBullet"/>
-        <w:spacing w:before="40" w:after="60" w:line="276" w:lineRule="auto"/>
+        <w:spacing w:before="40" w:after="40" w:line="276" w:lineRule="auto"/>
       </w:pPr>
       <w:r>
         <w:rPr>
           <w:rFonts w:ascii="Arial" w:hAnsi="Arial"/>
           <w:b/>
-          <w:color w:val="222222"/>
+          <w:color w:val="000000"/>
           <w:sz w:val="20"/>
         </w:rPr>
         <w:t xml:space="preserve">Tables: </w:t>
@@ -493,13 +515,13 @@
     <w:p>
       <w:pPr>
         <w:pStyle w:val="ListBullet"/>
-        <w:spacing w:before="40" w:after="60" w:line="276" w:lineRule="auto"/>
+        <w:spacing w:before="40" w:after="40" w:line="276" w:lineRule="auto"/>
       </w:pPr>
       <w:r>
         <w:rPr>
           <w:rFonts w:ascii="Arial" w:hAnsi="Arial"/>
           <w:b/>
-          <w:color w:val="222222"/>
+          <w:color w:val="000000"/>
           <w:sz w:val="20"/>
         </w:rPr>
         <w:t xml:space="preserve">Forms: </w:t>
@@ -516,13 +538,13 @@
     <w:p>
       <w:pPr>
         <w:pStyle w:val="ListBullet"/>
-        <w:spacing w:before="40" w:after="60" w:line="276" w:lineRule="auto"/>
+        <w:spacing w:before="40" w:after="40" w:line="276" w:lineRule="auto"/>
       </w:pPr>
       <w:r>
         <w:rPr>
           <w:rFonts w:ascii="Arial" w:hAnsi="Arial"/>
           <w:b/>
-          <w:color w:val="222222"/>
+          <w:color w:val="000000"/>
           <w:sz w:val="20"/>
         </w:rPr>
         <w:t xml:space="preserve">Block vs. Inline: </w:t>
@@ -538,22 +560,22 @@
     </w:p>
     <w:p>
       <w:pPr>
-        <w:spacing w:before="120" w:after="120"/>
+        <w:spacing w:before="80" w:after="80"/>
         <w:pBdr>
-          <w:bottom w:val="single" w:sz="6" w:space="1" w:color="D0D0D0"/>
+          <w:bottom w:val="single" w:sz="6" w:space="1" w:color="CCCCCC"/>
         </w:pBdr>
       </w:pPr>
     </w:p>
     <w:p>
       <w:pPr>
         <w:keepNext/>
-        <w:spacing w:before="240" w:after="80"/>
+        <w:spacing w:before="160" w:after="60"/>
       </w:pPr>
       <w:r>
         <w:rPr>
           <w:rFonts w:ascii="Arial" w:hAnsi="Arial"/>
           <w:b/>
-          <w:color w:val="111111"/>
+          <w:color w:val="000000"/>
           <w:sz w:val="26"/>
         </w:rPr>
         <w:t>5. ALGORITHM / PROCEDURE</w:t>
@@ -561,8 +583,8 @@
     </w:p>
     <w:p>
       <w:pPr>
-        <w:spacing w:before="40" w:after="60" w:line="276" w:lineRule="auto"/>
-        <w:ind w:left="360"/>
+        <w:spacing w:before="40" w:after="40" w:line="276" w:lineRule="auto"/>
+        <w:ind w:left="288"/>
       </w:pPr>
       <w:r>
         <w:rPr>
@@ -570,12 +592,11 @@
           <w:b/>
           <w:sz w:val="20"/>
         </w:rPr>
-        <w:t xml:space="preserve">1. </w:t>
+        <w:t xml:space="preserve">1.  </w:t>
       </w:r>
       <w:r>
         <w:rPr>
           <w:rFonts w:ascii="Arial" w:hAnsi="Arial"/>
-          <w:color w:val="333333"/>
           <w:sz w:val="20"/>
         </w:rPr>
         <w:t>Create project directories: Record/Experiment - 1(week -1)/Src and Documents.</w:t>
@@ -583,8 +604,8 @@
     </w:p>
     <w:p>
       <w:pPr>
-        <w:spacing w:before="40" w:after="60" w:line="276" w:lineRule="auto"/>
-        <w:ind w:left="360"/>
+        <w:spacing w:before="40" w:after="40" w:line="276" w:lineRule="auto"/>
+        <w:ind w:left="288"/>
       </w:pPr>
       <w:r>
         <w:rPr>
@@ -592,12 +613,11 @@
           <w:b/>
           <w:sz w:val="20"/>
         </w:rPr>
-        <w:t xml:space="preserve">2. </w:t>
+        <w:t xml:space="preserve">2.  </w:t>
       </w:r>
       <w:r>
         <w:rPr>
           <w:rFonts w:ascii="Arial" w:hAnsi="Arial"/>
-          <w:color w:val="333333"/>
           <w:sz w:val="20"/>
         </w:rPr>
         <w:t>Create Index.html in the Src directory.</w:t>
@@ -605,8 +625,8 @@
     </w:p>
     <w:p>
       <w:pPr>
-        <w:spacing w:before="40" w:after="60" w:line="276" w:lineRule="auto"/>
-        <w:ind w:left="360"/>
+        <w:spacing w:before="40" w:after="40" w:line="276" w:lineRule="auto"/>
+        <w:ind w:left="288"/>
       </w:pPr>
       <w:r>
         <w:rPr>
@@ -614,12 +634,11 @@
           <w:b/>
           <w:sz w:val="20"/>
         </w:rPr>
-        <w:t xml:space="preserve">3. </w:t>
+        <w:t xml:space="preserve">3.  </w:t>
       </w:r>
       <w:r>
         <w:rPr>
           <w:rFonts w:ascii="Arial" w:hAnsi="Arial"/>
-          <w:color w:val="333333"/>
           <w:sz w:val="20"/>
         </w:rPr>
         <w:t>Structure the file using the HTML5 doctype declaration and basic tags (html, head, body).</w:t>
@@ -627,8 +646,8 @@
     </w:p>
     <w:p>
       <w:pPr>
-        <w:spacing w:before="40" w:after="60" w:line="276" w:lineRule="auto"/>
-        <w:ind w:left="360"/>
+        <w:spacing w:before="40" w:after="40" w:line="276" w:lineRule="auto"/>
+        <w:ind w:left="288"/>
       </w:pPr>
       <w:r>
         <w:rPr>
@@ -636,12 +655,11 @@
           <w:b/>
           <w:sz w:val="20"/>
         </w:rPr>
-        <w:t xml:space="preserve">4. </w:t>
+        <w:t xml:space="preserve">4.  </w:t>
       </w:r>
       <w:r>
         <w:rPr>
           <w:rFonts w:ascii="Arial" w:hAnsi="Arial"/>
-          <w:color w:val="333333"/>
           <w:sz w:val="20"/>
         </w:rPr>
         <w:t>Configure metadata in the &lt;head&gt; (UTF-8, responsive viewport) and define the document title.</w:t>
@@ -649,8 +667,8 @@
     </w:p>
     <w:p>
       <w:pPr>
-        <w:spacing w:before="40" w:after="60" w:line="276" w:lineRule="auto"/>
-        <w:ind w:left="360"/>
+        <w:spacing w:before="40" w:after="40" w:line="276" w:lineRule="auto"/>
+        <w:ind w:left="288"/>
       </w:pPr>
       <w:r>
         <w:rPr>
@@ -658,12 +676,11 @@
           <w:b/>
           <w:sz w:val="20"/>
         </w:rPr>
-        <w:t xml:space="preserve">5. </w:t>
+        <w:t xml:space="preserve">5.  </w:t>
       </w:r>
       <w:r>
         <w:rPr>
           <w:rFonts w:ascii="Arial" w:hAnsi="Arial"/>
-          <w:color w:val="333333"/>
           <w:sz w:val="20"/>
         </w:rPr>
         <w:t>Define semantic structure: &lt;header&gt;, navigation &lt;nav&gt;, main container &lt;main&gt;, data &lt;section&gt;, and &lt;footer&gt;.</w:t>
@@ -671,8 +688,8 @@
     </w:p>
     <w:p>
       <w:pPr>
-        <w:spacing w:before="40" w:after="60" w:line="276" w:lineRule="auto"/>
-        <w:ind w:left="360"/>
+        <w:spacing w:before="40" w:after="40" w:line="276" w:lineRule="auto"/>
+        <w:ind w:left="288"/>
       </w:pPr>
       <w:r>
         <w:rPr>
@@ -680,12 +697,11 @@
           <w:b/>
           <w:sz w:val="20"/>
         </w:rPr>
-        <w:t xml:space="preserve">6. </w:t>
+        <w:t xml:space="preserve">6.  </w:t>
       </w:r>
       <w:r>
         <w:rPr>
           <w:rFonts w:ascii="Arial" w:hAnsi="Arial"/>
-          <w:color w:val="333333"/>
           <w:sz w:val="20"/>
         </w:rPr>
         <w:t>Implement internal anchor links (#home, #about, #services, #contact).</w:t>
@@ -693,8 +709,8 @@
     </w:p>
     <w:p>
       <w:pPr>
-        <w:spacing w:before="40" w:after="60" w:line="276" w:lineRule="auto"/>
-        <w:ind w:left="360"/>
+        <w:spacing w:before="40" w:after="40" w:line="276" w:lineRule="auto"/>
+        <w:ind w:left="288"/>
       </w:pPr>
       <w:r>
         <w:rPr>
@@ -702,12 +718,11 @@
           <w:b/>
           <w:sz w:val="20"/>
         </w:rPr>
-        <w:t xml:space="preserve">7. </w:t>
+        <w:t xml:space="preserve">7.  </w:t>
       </w:r>
       <w:r>
         <w:rPr>
           <w:rFonts w:ascii="Arial" w:hAnsi="Arial"/>
-          <w:color w:val="333333"/>
           <w:sz w:val="20"/>
         </w:rPr>
         <w:t>Construct a structured layout table for services and pricing using &lt;table&gt;, &lt;thead&gt;, &lt;tbody&gt;, &lt;tr&gt;, &lt;th&gt;, and &lt;td&gt;.</w:t>
@@ -715,8 +730,8 @@
     </w:p>
     <w:p>
       <w:pPr>
-        <w:spacing w:before="40" w:after="60" w:line="276" w:lineRule="auto"/>
-        <w:ind w:left="360"/>
+        <w:spacing w:before="40" w:after="40" w:line="276" w:lineRule="auto"/>
+        <w:ind w:left="288"/>
       </w:pPr>
       <w:r>
         <w:rPr>
@@ -724,12 +739,11 @@
           <w:b/>
           <w:sz w:val="20"/>
         </w:rPr>
-        <w:t xml:space="preserve">8. </w:t>
+        <w:t xml:space="preserve">8.  </w:t>
       </w:r>
       <w:r>
         <w:rPr>
           <w:rFonts w:ascii="Arial" w:hAnsi="Arial"/>
-          <w:color w:val="333333"/>
           <w:sz w:val="20"/>
         </w:rPr>
         <w:t>Design a user contact form requiring name, email, inquiry reason dropdown, message textarea, and submission button.</w:t>
@@ -737,8 +751,8 @@
     </w:p>
     <w:p>
       <w:pPr>
-        <w:spacing w:before="40" w:after="60" w:line="276" w:lineRule="auto"/>
-        <w:ind w:left="360"/>
+        <w:spacing w:before="40" w:after="40" w:line="276" w:lineRule="auto"/>
+        <w:ind w:left="288"/>
       </w:pPr>
       <w:r>
         <w:rPr>
@@ -746,12 +760,11 @@
           <w:b/>
           <w:sz w:val="20"/>
         </w:rPr>
-        <w:t xml:space="preserve">9. </w:t>
+        <w:t xml:space="preserve">9.  </w:t>
       </w:r>
       <w:r>
         <w:rPr>
           <w:rFonts w:ascii="Arial" w:hAnsi="Arial"/>
-          <w:color w:val="333333"/>
           <w:sz w:val="20"/>
         </w:rPr>
         <w:t>Run the file locally in Google Chrome and verify all functionalities (navigation, validation, clear form).</w:t>
@@ -759,9 +772,9 @@
     </w:p>
     <w:p>
       <w:pPr>
-        <w:spacing w:before="120" w:after="120"/>
+        <w:spacing w:before="80" w:after="80"/>
         <w:pBdr>
-          <w:bottom w:val="single" w:sz="6" w:space="1" w:color="D0D0D0"/>
+          <w:bottom w:val="single" w:sz="6" w:space="1" w:color="CCCCCC"/>
         </w:pBdr>
       </w:pPr>
     </w:p>
@@ -773,13 +786,13 @@
     <w:p>
       <w:pPr>
         <w:keepNext/>
-        <w:spacing w:before="240" w:after="80"/>
+        <w:spacing w:before="160" w:after="60"/>
       </w:pPr>
       <w:r>
         <w:rPr>
           <w:rFonts w:ascii="Arial" w:hAnsi="Arial"/>
           <w:b/>
-          <w:color w:val="111111"/>
+          <w:color w:val="000000"/>
           <w:sz w:val="26"/>
         </w:rPr>
         <w:t>6. PROGRAM</w:t>
@@ -788,14 +801,14 @@
     <w:p>
       <w:pPr>
         <w:keepNext/>
-        <w:spacing w:before="160" w:after="60"/>
+        <w:spacing w:before="120" w:after="60"/>
       </w:pPr>
       <w:r>
         <w:rPr>
           <w:rFonts w:ascii="Arial" w:hAnsi="Arial"/>
           <w:b/>
           <w:i/>
-          <w:color w:val="222222"/>
+          <w:color w:val="111111"/>
           <w:sz w:val="20"/>
         </w:rPr>
         <w:t>Index.html - Part 1 (Lines 1-54)</w:t>
@@ -817,10 +830,10 @@
             <w:tcW w:type="dxa" w:w="9792"/>
             <w:shd w:fill="1E1E1E"/>
             <w:tcMar>
-              <w:top w:w="140" w:type="dxa"/>
-              <w:bottom w:w="140" w:type="dxa"/>
-              <w:left w:w="180" w:type="dxa"/>
-              <w:right w:w="180" w:type="dxa"/>
+              <w:top w:w="120" w:type="dxa"/>
+              <w:bottom w:w="120" w:type="dxa"/>
+              <w:left w:w="150" w:type="dxa"/>
+              <w:right w:w="150" w:type="dxa"/>
             </w:tcMar>
           </w:tcPr>
           <w:p>
@@ -940,14 +953,14 @@
     <w:p>
       <w:pPr>
         <w:keepNext/>
-        <w:spacing w:before="160" w:after="60"/>
+        <w:spacing w:before="120" w:after="60"/>
       </w:pPr>
       <w:r>
         <w:rPr>
           <w:rFonts w:ascii="Arial" w:hAnsi="Arial"/>
           <w:b/>
           <w:i/>
-          <w:color w:val="222222"/>
+          <w:color w:val="111111"/>
           <w:sz w:val="20"/>
         </w:rPr>
         <w:t>Index.html - Part 2 (Lines 55-109)</w:t>
@@ -969,10 +982,10 @@
             <w:tcW w:type="dxa" w:w="9792"/>
             <w:shd w:fill="1E1E1E"/>
             <w:tcMar>
-              <w:top w:w="140" w:type="dxa"/>
-              <w:bottom w:w="140" w:type="dxa"/>
-              <w:left w:w="180" w:type="dxa"/>
-              <w:right w:w="180" w:type="dxa"/>
+              <w:top w:w="120" w:type="dxa"/>
+              <w:bottom w:w="120" w:type="dxa"/>
+              <w:left w:w="150" w:type="dxa"/>
+              <w:right w:w="150" w:type="dxa"/>
             </w:tcMar>
           </w:tcPr>
           <w:p>
@@ -1091,9 +1104,9 @@
     </w:tbl>
     <w:p>
       <w:pPr>
-        <w:spacing w:before="120" w:after="120"/>
+        <w:spacing w:before="80" w:after="80"/>
         <w:pBdr>
-          <w:bottom w:val="single" w:sz="6" w:space="1" w:color="D0D0D0"/>
+          <w:bottom w:val="single" w:sz="6" w:space="1" w:color="CCCCCC"/>
         </w:pBdr>
       </w:pPr>
     </w:p>
@@ -1105,13 +1118,13 @@
     <w:p>
       <w:pPr>
         <w:keepNext/>
-        <w:spacing w:before="240" w:after="80"/>
+        <w:spacing w:before="160" w:after="60"/>
       </w:pPr>
       <w:r>
         <w:rPr>
           <w:rFonts w:ascii="Arial" w:hAnsi="Arial"/>
           <w:b/>
-          <w:color w:val="111111"/>
+          <w:color w:val="000000"/>
           <w:sz w:val="26"/>
         </w:rPr>
         <w:t>7. CODE EXPLANATION</w:t>
@@ -1142,10 +1155,10 @@
             <w:tcW w:type="dxa" w:w="3168"/>
             <w:shd w:fill="F2F2F2"/>
             <w:tcMar>
-              <w:top w:w="100" w:type="dxa"/>
-              <w:bottom w:w="100" w:type="dxa"/>
-              <w:left w:w="120" w:type="dxa"/>
-              <w:right w:w="120" w:type="dxa"/>
+              <w:top w:w="80" w:type="dxa"/>
+              <w:bottom w:w="80" w:type="dxa"/>
+              <w:left w:w="100" w:type="dxa"/>
+              <w:right w:w="100" w:type="dxa"/>
             </w:tcMar>
           </w:tcPr>
           <w:p>
@@ -1153,7 +1166,6 @@
               <w:rPr>
                 <w:rFonts w:ascii="Arial" w:hAnsi="Arial"/>
                 <w:b/>
-                <w:color w:val="111111"/>
                 <w:sz w:val="19"/>
               </w:rPr>
               <w:t>HTML Tag</w:t>
@@ -1165,10 +1177,10 @@
             <w:tcW w:type="dxa" w:w="6624"/>
             <w:shd w:fill="F2F2F2"/>
             <w:tcMar>
-              <w:top w:w="100" w:type="dxa"/>
-              <w:bottom w:w="100" w:type="dxa"/>
-              <w:left w:w="120" w:type="dxa"/>
-              <w:right w:w="120" w:type="dxa"/>
+              <w:top w:w="80" w:type="dxa"/>
+              <w:bottom w:w="80" w:type="dxa"/>
+              <w:left w:w="100" w:type="dxa"/>
+              <w:right w:w="100" w:type="dxa"/>
             </w:tcMar>
           </w:tcPr>
           <w:p>
@@ -1176,7 +1188,6 @@
               <w:rPr>
                 <w:rFonts w:ascii="Arial" w:hAnsi="Arial"/>
                 <w:b/>
-                <w:color w:val="111111"/>
                 <w:sz w:val="19"/>
               </w:rPr>
               <w:t>Explanation</w:t>
@@ -1189,17 +1200,18 @@
           <w:tcPr>
             <w:tcW w:type="dxa" w:w="3168"/>
             <w:tcMar>
-              <w:top w:w="80" w:type="dxa"/>
-              <w:bottom w:w="80" w:type="dxa"/>
-              <w:left w:w="120" w:type="dxa"/>
-              <w:right w:w="120" w:type="dxa"/>
+              <w:top w:w="60" w:type="dxa"/>
+              <w:bottom w:w="60" w:type="dxa"/>
+              <w:left w:w="100" w:type="dxa"/>
+              <w:right w:w="100" w:type="dxa"/>
             </w:tcMar>
           </w:tcPr>
           <w:p>
             <w:r>
               <w:rPr>
-                <w:rFonts w:ascii="Arial" w:hAnsi="Arial"/>
-                <w:color w:val="333333"/>
+                <w:rFonts w:ascii="Consolas" w:hAnsi="Consolas"/>
+                <w:b/>
+                <w:color w:val="1F4E79"/>
                 <w:sz w:val="18"/>
               </w:rPr>
               <w:t>&lt;!DOCTYPE html&gt;</w:t>
@@ -1210,17 +1222,16 @@
           <w:tcPr>
             <w:tcW w:type="dxa" w:w="6624"/>
             <w:tcMar>
-              <w:top w:w="80" w:type="dxa"/>
-              <w:bottom w:w="80" w:type="dxa"/>
-              <w:left w:w="120" w:type="dxa"/>
-              <w:right w:w="120" w:type="dxa"/>
+              <w:top w:w="60" w:type="dxa"/>
+              <w:bottom w:w="60" w:type="dxa"/>
+              <w:left w:w="100" w:type="dxa"/>
+              <w:right w:w="100" w:type="dxa"/>
             </w:tcMar>
           </w:tcPr>
           <w:p>
             <w:r>
               <w:rPr>
                 <w:rFonts w:ascii="Arial" w:hAnsi="Arial"/>
-                <w:color w:val="333333"/>
                 <w:sz w:val="18"/>
               </w:rPr>
               <w:t>Declares the document as an HTML5 document.</w:t>
@@ -1233,17 +1244,18 @@
           <w:tcPr>
             <w:tcW w:type="dxa" w:w="3168"/>
             <w:tcMar>
-              <w:top w:w="80" w:type="dxa"/>
-              <w:bottom w:w="80" w:type="dxa"/>
-              <w:left w:w="120" w:type="dxa"/>
-              <w:right w:w="120" w:type="dxa"/>
+              <w:top w:w="60" w:type="dxa"/>
+              <w:bottom w:w="60" w:type="dxa"/>
+              <w:left w:w="100" w:type="dxa"/>
+              <w:right w:w="100" w:type="dxa"/>
             </w:tcMar>
           </w:tcPr>
           <w:p>
             <w:r>
               <w:rPr>
-                <w:rFonts w:ascii="Arial" w:hAnsi="Arial"/>
-                <w:color w:val="333333"/>
+                <w:rFonts w:ascii="Consolas" w:hAnsi="Consolas"/>
+                <w:b/>
+                <w:color w:val="1F4E79"/>
                 <w:sz w:val="18"/>
               </w:rPr>
               <w:t>&lt;html&gt;</w:t>
@@ -1254,17 +1266,16 @@
           <w:tcPr>
             <w:tcW w:type="dxa" w:w="6624"/>
             <w:tcMar>
-              <w:top w:w="80" w:type="dxa"/>
-              <w:bottom w:w="80" w:type="dxa"/>
-              <w:left w:w="120" w:type="dxa"/>
-              <w:right w:w="120" w:type="dxa"/>
+              <w:top w:w="60" w:type="dxa"/>
+              <w:bottom w:w="60" w:type="dxa"/>
+              <w:left w:w="100" w:type="dxa"/>
+              <w:right w:w="100" w:type="dxa"/>
             </w:tcMar>
           </w:tcPr>
           <w:p>
             <w:r>
               <w:rPr>
                 <w:rFonts w:ascii="Arial" w:hAnsi="Arial"/>
-                <w:color w:val="333333"/>
                 <w:sz w:val="18"/>
               </w:rPr>
               <w:t>Root element of the HTML document containing all other elements.</w:t>
@@ -1277,17 +1288,18 @@
           <w:tcPr>
             <w:tcW w:type="dxa" w:w="3168"/>
             <w:tcMar>
-              <w:top w:w="80" w:type="dxa"/>
-              <w:bottom w:w="80" w:type="dxa"/>
-              <w:left w:w="120" w:type="dxa"/>
-              <w:right w:w="120" w:type="dxa"/>
+              <w:top w:w="60" w:type="dxa"/>
+              <w:bottom w:w="60" w:type="dxa"/>
+              <w:left w:w="100" w:type="dxa"/>
+              <w:right w:w="100" w:type="dxa"/>
             </w:tcMar>
           </w:tcPr>
           <w:p>
             <w:r>
               <w:rPr>
-                <w:rFonts w:ascii="Arial" w:hAnsi="Arial"/>
-                <w:color w:val="333333"/>
+                <w:rFonts w:ascii="Consolas" w:hAnsi="Consolas"/>
+                <w:b/>
+                <w:color w:val="1F4E79"/>
                 <w:sz w:val="18"/>
               </w:rPr>
               <w:t>&lt;head&gt;</w:t>
@@ -1298,17 +1310,16 @@
           <w:tcPr>
             <w:tcW w:type="dxa" w:w="6624"/>
             <w:tcMar>
-              <w:top w:w="80" w:type="dxa"/>
-              <w:bottom w:w="80" w:type="dxa"/>
-              <w:left w:w="120" w:type="dxa"/>
-              <w:right w:w="120" w:type="dxa"/>
+              <w:top w:w="60" w:type="dxa"/>
+              <w:bottom w:w="60" w:type="dxa"/>
+              <w:left w:w="100" w:type="dxa"/>
+              <w:right w:w="100" w:type="dxa"/>
             </w:tcMar>
           </w:tcPr>
           <w:p>
             <w:r>
               <w:rPr>
                 <w:rFonts w:ascii="Arial" w:hAnsi="Arial"/>
-                <w:color w:val="333333"/>
                 <w:sz w:val="18"/>
               </w:rPr>
               <w:t>Contains document metadata, character encoding, and page title.</w:t>
@@ -1321,17 +1332,18 @@
           <w:tcPr>
             <w:tcW w:type="dxa" w:w="3168"/>
             <w:tcMar>
-              <w:top w:w="80" w:type="dxa"/>
-              <w:bottom w:w="80" w:type="dxa"/>
-              <w:left w:w="120" w:type="dxa"/>
-              <w:right w:w="120" w:type="dxa"/>
+              <w:top w:w="60" w:type="dxa"/>
+              <w:bottom w:w="60" w:type="dxa"/>
+              <w:left w:w="100" w:type="dxa"/>
+              <w:right w:w="100" w:type="dxa"/>
             </w:tcMar>
           </w:tcPr>
           <w:p>
             <w:r>
               <w:rPr>
-                <w:rFonts w:ascii="Arial" w:hAnsi="Arial"/>
-                <w:color w:val="333333"/>
+                <w:rFonts w:ascii="Consolas" w:hAnsi="Consolas"/>
+                <w:b/>
+                <w:color w:val="1F4E79"/>
                 <w:sz w:val="18"/>
               </w:rPr>
               <w:t>&lt;title&gt;</w:t>
@@ -1342,17 +1354,16 @@
           <w:tcPr>
             <w:tcW w:type="dxa" w:w="6624"/>
             <w:tcMar>
-              <w:top w:w="80" w:type="dxa"/>
-              <w:bottom w:w="80" w:type="dxa"/>
-              <w:left w:w="120" w:type="dxa"/>
-              <w:right w:w="120" w:type="dxa"/>
+              <w:top w:w="60" w:type="dxa"/>
+              <w:bottom w:w="60" w:type="dxa"/>
+              <w:left w:w="100" w:type="dxa"/>
+              <w:right w:w="100" w:type="dxa"/>
             </w:tcMar>
           </w:tcPr>
           <w:p>
             <w:r>
               <w:rPr>
                 <w:rFonts w:ascii="Arial" w:hAnsi="Arial"/>
-                <w:color w:val="333333"/>
                 <w:sz w:val="18"/>
               </w:rPr>
               <w:t>Specifies the title displayed in the browser tab.</w:t>
@@ -1365,17 +1376,18 @@
           <w:tcPr>
             <w:tcW w:type="dxa" w:w="3168"/>
             <w:tcMar>
-              <w:top w:w="80" w:type="dxa"/>
-              <w:bottom w:w="80" w:type="dxa"/>
-              <w:left w:w="120" w:type="dxa"/>
-              <w:right w:w="120" w:type="dxa"/>
+              <w:top w:w="60" w:type="dxa"/>
+              <w:bottom w:w="60" w:type="dxa"/>
+              <w:left w:w="100" w:type="dxa"/>
+              <w:right w:w="100" w:type="dxa"/>
             </w:tcMar>
           </w:tcPr>
           <w:p>
             <w:r>
               <w:rPr>
-                <w:rFonts w:ascii="Arial" w:hAnsi="Arial"/>
-                <w:color w:val="333333"/>
+                <w:rFonts w:ascii="Consolas" w:hAnsi="Consolas"/>
+                <w:b/>
+                <w:color w:val="1F4E79"/>
                 <w:sz w:val="18"/>
               </w:rPr>
               <w:t>&lt;body&gt;</w:t>
@@ -1386,17 +1398,16 @@
           <w:tcPr>
             <w:tcW w:type="dxa" w:w="6624"/>
             <w:tcMar>
-              <w:top w:w="80" w:type="dxa"/>
-              <w:bottom w:w="80" w:type="dxa"/>
-              <w:left w:w="120" w:type="dxa"/>
-              <w:right w:w="120" w:type="dxa"/>
+              <w:top w:w="60" w:type="dxa"/>
+              <w:bottom w:w="60" w:type="dxa"/>
+              <w:left w:w="100" w:type="dxa"/>
+              <w:right w:w="100" w:type="dxa"/>
             </w:tcMar>
           </w:tcPr>
           <w:p>
             <w:r>
               <w:rPr>
                 <w:rFonts w:ascii="Arial" w:hAnsi="Arial"/>
-                <w:color w:val="333333"/>
                 <w:sz w:val="18"/>
               </w:rPr>
               <w:t>Contains all the visible content displayed on the webpage.</w:t>
@@ -1409,17 +1420,18 @@
           <w:tcPr>
             <w:tcW w:type="dxa" w:w="3168"/>
             <w:tcMar>
-              <w:top w:w="80" w:type="dxa"/>
-              <w:bottom w:w="80" w:type="dxa"/>
-              <w:left w:w="120" w:type="dxa"/>
-              <w:right w:w="120" w:type="dxa"/>
+              <w:top w:w="60" w:type="dxa"/>
+              <w:bottom w:w="60" w:type="dxa"/>
+              <w:left w:w="100" w:type="dxa"/>
+              <w:right w:w="100" w:type="dxa"/>
             </w:tcMar>
           </w:tcPr>
           <w:p>
             <w:r>
               <w:rPr>
-                <w:rFonts w:ascii="Arial" w:hAnsi="Arial"/>
-                <w:color w:val="333333"/>
+                <w:rFonts w:ascii="Consolas" w:hAnsi="Consolas"/>
+                <w:b/>
+                <w:color w:val="1F4E79"/>
                 <w:sz w:val="18"/>
               </w:rPr>
               <w:t>&lt;header&gt;</w:t>
@@ -1430,17 +1442,16 @@
           <w:tcPr>
             <w:tcW w:type="dxa" w:w="6624"/>
             <w:tcMar>
-              <w:top w:w="80" w:type="dxa"/>
-              <w:bottom w:w="80" w:type="dxa"/>
-              <w:left w:w="120" w:type="dxa"/>
-              <w:right w:w="120" w:type="dxa"/>
+              <w:top w:w="60" w:type="dxa"/>
+              <w:bottom w:w="60" w:type="dxa"/>
+              <w:left w:w="100" w:type="dxa"/>
+              <w:right w:w="100" w:type="dxa"/>
             </w:tcMar>
           </w:tcPr>
           <w:p>
             <w:r>
               <w:rPr>
                 <w:rFonts w:ascii="Arial" w:hAnsi="Arial"/>
-                <w:color w:val="333333"/>
                 <w:sz w:val="18"/>
               </w:rPr>
               <w:t>Defines introductory header content (e.g. main titles, subheadings).</w:t>
@@ -1448,786 +1459,33 @@
           </w:p>
         </w:tc>
       </w:tr>
-      <w:tr>
-        <w:tc>
-          <w:tcPr>
-            <w:tcW w:type="dxa" w:w="3168"/>
-            <w:tcMar>
-              <w:top w:w="80" w:type="dxa"/>
-              <w:bottom w:w="80" w:type="dxa"/>
-              <w:left w:w="120" w:type="dxa"/>
-              <w:right w:w="120" w:type="dxa"/>
-            </w:tcMar>
-          </w:tcPr>
-          <w:p>
-            <w:r>
-              <w:rPr>
-                <w:rFonts w:ascii="Arial" w:hAnsi="Arial"/>
-                <w:color w:val="333333"/>
-                <w:sz w:val="18"/>
-              </w:rPr>
-              <w:t>&lt;nav&gt;</w:t>
-            </w:r>
-          </w:p>
-        </w:tc>
-        <w:tc>
-          <w:tcPr>
-            <w:tcW w:type="dxa" w:w="6624"/>
-            <w:tcMar>
-              <w:top w:w="80" w:type="dxa"/>
-              <w:bottom w:w="80" w:type="dxa"/>
-              <w:left w:w="120" w:type="dxa"/>
-              <w:right w:w="120" w:type="dxa"/>
-            </w:tcMar>
-          </w:tcPr>
-          <w:p>
-            <w:r>
-              <w:rPr>
-                <w:rFonts w:ascii="Arial" w:hAnsi="Arial"/>
-                <w:color w:val="333333"/>
-                <w:sz w:val="18"/>
-              </w:rPr>
-              <w:t>Defines a block containing navigation links.</w:t>
-            </w:r>
-          </w:p>
-        </w:tc>
-      </w:tr>
-      <w:tr>
-        <w:tc>
-          <w:tcPr>
-            <w:tcW w:type="dxa" w:w="3168"/>
-            <w:tcMar>
-              <w:top w:w="80" w:type="dxa"/>
-              <w:bottom w:w="80" w:type="dxa"/>
-              <w:left w:w="120" w:type="dxa"/>
-              <w:right w:w="120" w:type="dxa"/>
-            </w:tcMar>
-          </w:tcPr>
-          <w:p>
-            <w:r>
-              <w:rPr>
-                <w:rFonts w:ascii="Arial" w:hAnsi="Arial"/>
-                <w:color w:val="333333"/>
-                <w:sz w:val="18"/>
-              </w:rPr>
-              <w:t>&lt;a&gt;</w:t>
-            </w:r>
-          </w:p>
-        </w:tc>
-        <w:tc>
-          <w:tcPr>
-            <w:tcW w:type="dxa" w:w="6624"/>
-            <w:tcMar>
-              <w:top w:w="80" w:type="dxa"/>
-              <w:bottom w:w="80" w:type="dxa"/>
-              <w:left w:w="120" w:type="dxa"/>
-              <w:right w:w="120" w:type="dxa"/>
-            </w:tcMar>
-          </w:tcPr>
-          <w:p>
-            <w:r>
-              <w:rPr>
-                <w:rFonts w:ascii="Arial" w:hAnsi="Arial"/>
-                <w:color w:val="333333"/>
-                <w:sz w:val="18"/>
-              </w:rPr>
-              <w:t>Renders a hyperlink targeting URLs or local elements via href.</w:t>
-            </w:r>
-          </w:p>
-        </w:tc>
-      </w:tr>
-      <w:tr>
-        <w:tc>
-          <w:tcPr>
-            <w:tcW w:type="dxa" w:w="3168"/>
-            <w:tcMar>
-              <w:top w:w="80" w:type="dxa"/>
-              <w:bottom w:w="80" w:type="dxa"/>
-              <w:left w:w="120" w:type="dxa"/>
-              <w:right w:w="120" w:type="dxa"/>
-            </w:tcMar>
-          </w:tcPr>
-          <w:p>
-            <w:r>
-              <w:rPr>
-                <w:rFonts w:ascii="Arial" w:hAnsi="Arial"/>
-                <w:color w:val="333333"/>
-                <w:sz w:val="18"/>
-              </w:rPr>
-              <w:t>&lt;hr&gt;</w:t>
-            </w:r>
-          </w:p>
-        </w:tc>
-        <w:tc>
-          <w:tcPr>
-            <w:tcW w:type="dxa" w:w="6624"/>
-            <w:tcMar>
-              <w:top w:w="80" w:type="dxa"/>
-              <w:bottom w:w="80" w:type="dxa"/>
-              <w:left w:w="120" w:type="dxa"/>
-              <w:right w:w="120" w:type="dxa"/>
-            </w:tcMar>
-          </w:tcPr>
-          <w:p>
-            <w:r>
-              <w:rPr>
-                <w:rFonts w:ascii="Arial" w:hAnsi="Arial"/>
-                <w:color w:val="333333"/>
-                <w:sz w:val="18"/>
-              </w:rPr>
-              <w:t>Inserts a thematic break or horizontal divider between layout sections.</w:t>
-            </w:r>
-          </w:p>
-        </w:tc>
-      </w:tr>
-      <w:tr>
-        <w:tc>
-          <w:tcPr>
-            <w:tcW w:type="dxa" w:w="3168"/>
-            <w:tcMar>
-              <w:top w:w="80" w:type="dxa"/>
-              <w:bottom w:w="80" w:type="dxa"/>
-              <w:left w:w="120" w:type="dxa"/>
-              <w:right w:w="120" w:type="dxa"/>
-            </w:tcMar>
-          </w:tcPr>
-          <w:p>
-            <w:r>
-              <w:rPr>
-                <w:rFonts w:ascii="Arial" w:hAnsi="Arial"/>
-                <w:color w:val="333333"/>
-                <w:sz w:val="18"/>
-              </w:rPr>
-              <w:t>&lt;main&gt;</w:t>
-            </w:r>
-          </w:p>
-        </w:tc>
-        <w:tc>
-          <w:tcPr>
-            <w:tcW w:type="dxa" w:w="6624"/>
-            <w:tcMar>
-              <w:top w:w="80" w:type="dxa"/>
-              <w:bottom w:w="80" w:type="dxa"/>
-              <w:left w:w="120" w:type="dxa"/>
-              <w:right w:w="120" w:type="dxa"/>
-            </w:tcMar>
-          </w:tcPr>
-          <w:p>
-            <w:r>
-              <w:rPr>
-                <w:rFonts w:ascii="Arial" w:hAnsi="Arial"/>
-                <w:color w:val="333333"/>
-                <w:sz w:val="18"/>
-              </w:rPr>
-              <w:t>Encapsulates the central, dominant content of the document body.</w:t>
-            </w:r>
-          </w:p>
-        </w:tc>
-      </w:tr>
-      <w:tr>
-        <w:tc>
-          <w:tcPr>
-            <w:tcW w:type="dxa" w:w="3168"/>
-            <w:tcMar>
-              <w:top w:w="80" w:type="dxa"/>
-              <w:bottom w:w="80" w:type="dxa"/>
-              <w:left w:w="120" w:type="dxa"/>
-              <w:right w:w="120" w:type="dxa"/>
-            </w:tcMar>
-          </w:tcPr>
-          <w:p>
-            <w:r>
-              <w:rPr>
-                <w:rFonts w:ascii="Arial" w:hAnsi="Arial"/>
-                <w:color w:val="333333"/>
-                <w:sz w:val="18"/>
-              </w:rPr>
-              <w:t>&lt;section&gt;</w:t>
-            </w:r>
-          </w:p>
-        </w:tc>
-        <w:tc>
-          <w:tcPr>
-            <w:tcW w:type="dxa" w:w="6624"/>
-            <w:tcMar>
-              <w:top w:w="80" w:type="dxa"/>
-              <w:bottom w:w="80" w:type="dxa"/>
-              <w:left w:w="120" w:type="dxa"/>
-              <w:right w:w="120" w:type="dxa"/>
-            </w:tcMar>
-          </w:tcPr>
-          <w:p>
-            <w:r>
-              <w:rPr>
-                <w:rFonts w:ascii="Arial" w:hAnsi="Arial"/>
-                <w:color w:val="333333"/>
-                <w:sz w:val="18"/>
-              </w:rPr>
-              <w:t>Defines a semantic standalone section within the page.</w:t>
-            </w:r>
-          </w:p>
-        </w:tc>
-      </w:tr>
-      <w:tr>
-        <w:tc>
-          <w:tcPr>
-            <w:tcW w:type="dxa" w:w="3168"/>
-            <w:tcMar>
-              <w:top w:w="80" w:type="dxa"/>
-              <w:bottom w:w="80" w:type="dxa"/>
-              <w:left w:w="120" w:type="dxa"/>
-              <w:right w:w="120" w:type="dxa"/>
-            </w:tcMar>
-          </w:tcPr>
-          <w:p>
-            <w:r>
-              <w:rPr>
-                <w:rFonts w:ascii="Arial" w:hAnsi="Arial"/>
-                <w:color w:val="333333"/>
-                <w:sz w:val="18"/>
-              </w:rPr>
-              <w:t>&lt;h1&gt;, &lt;h2&gt;</w:t>
-            </w:r>
-          </w:p>
-        </w:tc>
-        <w:tc>
-          <w:tcPr>
-            <w:tcW w:type="dxa" w:w="6624"/>
-            <w:tcMar>
-              <w:top w:w="80" w:type="dxa"/>
-              <w:bottom w:w="80" w:type="dxa"/>
-              <w:left w:w="120" w:type="dxa"/>
-              <w:right w:w="120" w:type="dxa"/>
-            </w:tcMar>
-          </w:tcPr>
-          <w:p>
-            <w:r>
-              <w:rPr>
-                <w:rFonts w:ascii="Arial" w:hAnsi="Arial"/>
-                <w:color w:val="333333"/>
-                <w:sz w:val="18"/>
-              </w:rPr>
-              <w:t>Heading elements establishing clear structural hierarchy.</w:t>
-            </w:r>
-          </w:p>
-        </w:tc>
-      </w:tr>
-      <w:tr>
-        <w:tc>
-          <w:tcPr>
-            <w:tcW w:type="dxa" w:w="3168"/>
-            <w:tcMar>
-              <w:top w:w="80" w:type="dxa"/>
-              <w:bottom w:w="80" w:type="dxa"/>
-              <w:left w:w="120" w:type="dxa"/>
-              <w:right w:w="120" w:type="dxa"/>
-            </w:tcMar>
-          </w:tcPr>
-          <w:p>
-            <w:r>
-              <w:rPr>
-                <w:rFonts w:ascii="Arial" w:hAnsi="Arial"/>
-                <w:color w:val="333333"/>
-                <w:sz w:val="18"/>
-              </w:rPr>
-              <w:t>&lt;p&gt;</w:t>
-            </w:r>
-          </w:p>
-        </w:tc>
-        <w:tc>
-          <w:tcPr>
-            <w:tcW w:type="dxa" w:w="6624"/>
-            <w:tcMar>
-              <w:top w:w="80" w:type="dxa"/>
-              <w:bottom w:w="80" w:type="dxa"/>
-              <w:left w:w="120" w:type="dxa"/>
-              <w:right w:w="120" w:type="dxa"/>
-            </w:tcMar>
-          </w:tcPr>
-          <w:p>
-            <w:r>
-              <w:rPr>
-                <w:rFonts w:ascii="Arial" w:hAnsi="Arial"/>
-                <w:color w:val="333333"/>
-                <w:sz w:val="18"/>
-              </w:rPr>
-              <w:t>Represents paragraph blocks of descriptive text.</w:t>
-            </w:r>
-          </w:p>
-        </w:tc>
-      </w:tr>
-      <w:tr>
-        <w:tc>
-          <w:tcPr>
-            <w:tcW w:type="dxa" w:w="3168"/>
-            <w:tcMar>
-              <w:top w:w="80" w:type="dxa"/>
-              <w:bottom w:w="80" w:type="dxa"/>
-              <w:left w:w="120" w:type="dxa"/>
-              <w:right w:w="120" w:type="dxa"/>
-            </w:tcMar>
-          </w:tcPr>
-          <w:p>
-            <w:r>
-              <w:rPr>
-                <w:rFonts w:ascii="Arial" w:hAnsi="Arial"/>
-                <w:color w:val="333333"/>
-                <w:sz w:val="18"/>
-              </w:rPr>
-              <w:t>&lt;ul&gt; &amp; &lt;li&gt;</w:t>
-            </w:r>
-          </w:p>
-        </w:tc>
-        <w:tc>
-          <w:tcPr>
-            <w:tcW w:type="dxa" w:w="6624"/>
-            <w:tcMar>
-              <w:top w:w="80" w:type="dxa"/>
-              <w:bottom w:w="80" w:type="dxa"/>
-              <w:left w:w="120" w:type="dxa"/>
-              <w:right w:w="120" w:type="dxa"/>
-            </w:tcMar>
-          </w:tcPr>
-          <w:p>
-            <w:r>
-              <w:rPr>
-                <w:rFonts w:ascii="Arial" w:hAnsi="Arial"/>
-                <w:color w:val="333333"/>
-                <w:sz w:val="18"/>
-              </w:rPr>
-              <w:t>Represent unordered bulleted lists and their individual items.</w:t>
-            </w:r>
-          </w:p>
-        </w:tc>
-      </w:tr>
-      <w:tr>
-        <w:tc>
-          <w:tcPr>
-            <w:tcW w:type="dxa" w:w="3168"/>
-            <w:tcMar>
-              <w:top w:w="80" w:type="dxa"/>
-              <w:bottom w:w="80" w:type="dxa"/>
-              <w:left w:w="120" w:type="dxa"/>
-              <w:right w:w="120" w:type="dxa"/>
-            </w:tcMar>
-          </w:tcPr>
-          <w:p>
-            <w:r>
-              <w:rPr>
-                <w:rFonts w:ascii="Arial" w:hAnsi="Arial"/>
-                <w:color w:val="333333"/>
-                <w:sz w:val="18"/>
-              </w:rPr>
-              <w:t>&lt;table&gt;</w:t>
-            </w:r>
-          </w:p>
-        </w:tc>
-        <w:tc>
-          <w:tcPr>
-            <w:tcW w:type="dxa" w:w="6624"/>
-            <w:tcMar>
-              <w:top w:w="80" w:type="dxa"/>
-              <w:bottom w:w="80" w:type="dxa"/>
-              <w:left w:w="120" w:type="dxa"/>
-              <w:right w:w="120" w:type="dxa"/>
-            </w:tcMar>
-          </w:tcPr>
-          <w:p>
-            <w:r>
-              <w:rPr>
-                <w:rFonts w:ascii="Arial" w:hAnsi="Arial"/>
-                <w:color w:val="333333"/>
-                <w:sz w:val="18"/>
-              </w:rPr>
-              <w:t>Constructs data tables using rows and structured cells.</w:t>
-            </w:r>
-          </w:p>
-        </w:tc>
-      </w:tr>
-      <w:tr>
-        <w:tc>
-          <w:tcPr>
-            <w:tcW w:type="dxa" w:w="3168"/>
-            <w:tcMar>
-              <w:top w:w="80" w:type="dxa"/>
-              <w:bottom w:w="80" w:type="dxa"/>
-              <w:left w:w="120" w:type="dxa"/>
-              <w:right w:w="120" w:type="dxa"/>
-            </w:tcMar>
-          </w:tcPr>
-          <w:p>
-            <w:r>
-              <w:rPr>
-                <w:rFonts w:ascii="Arial" w:hAnsi="Arial"/>
-                <w:color w:val="333333"/>
-                <w:sz w:val="18"/>
-              </w:rPr>
-              <w:t>&lt;thead&gt; &amp; &lt;tbody&gt;</w:t>
-            </w:r>
-          </w:p>
-        </w:tc>
-        <w:tc>
-          <w:tcPr>
-            <w:tcW w:type="dxa" w:w="6624"/>
-            <w:tcMar>
-              <w:top w:w="80" w:type="dxa"/>
-              <w:bottom w:w="80" w:type="dxa"/>
-              <w:left w:w="120" w:type="dxa"/>
-              <w:right w:w="120" w:type="dxa"/>
-            </w:tcMar>
-          </w:tcPr>
-          <w:p>
-            <w:r>
-              <w:rPr>
-                <w:rFonts w:ascii="Arial" w:hAnsi="Arial"/>
-                <w:color w:val="333333"/>
-                <w:sz w:val="18"/>
-              </w:rPr>
-              <w:t>Partitions table header rows and table body data rows.</w:t>
-            </w:r>
-          </w:p>
-        </w:tc>
-      </w:tr>
-      <w:tr>
-        <w:tc>
-          <w:tcPr>
-            <w:tcW w:type="dxa" w:w="3168"/>
-            <w:tcMar>
-              <w:top w:w="80" w:type="dxa"/>
-              <w:bottom w:w="80" w:type="dxa"/>
-              <w:left w:w="120" w:type="dxa"/>
-              <w:right w:w="120" w:type="dxa"/>
-            </w:tcMar>
-          </w:tcPr>
-          <w:p>
-            <w:r>
-              <w:rPr>
-                <w:rFonts w:ascii="Arial" w:hAnsi="Arial"/>
-                <w:color w:val="333333"/>
-                <w:sz w:val="18"/>
-              </w:rPr>
-              <w:t>&lt;tr&gt;, &lt;th&gt;, &lt;td&gt;</w:t>
-            </w:r>
-          </w:p>
-        </w:tc>
-        <w:tc>
-          <w:tcPr>
-            <w:tcW w:type="dxa" w:w="6624"/>
-            <w:tcMar>
-              <w:top w:w="80" w:type="dxa"/>
-              <w:bottom w:w="80" w:type="dxa"/>
-              <w:left w:w="120" w:type="dxa"/>
-              <w:right w:w="120" w:type="dxa"/>
-            </w:tcMar>
-          </w:tcPr>
-          <w:p>
-            <w:r>
-              <w:rPr>
-                <w:rFonts w:ascii="Arial" w:hAnsi="Arial"/>
-                <w:color w:val="333333"/>
-                <w:sz w:val="18"/>
-              </w:rPr>
-              <w:t>Define table rows, bold header cells, and standard data cells.</w:t>
-            </w:r>
-          </w:p>
-        </w:tc>
-      </w:tr>
-      <w:tr>
-        <w:tc>
-          <w:tcPr>
-            <w:tcW w:type="dxa" w:w="3168"/>
-            <w:tcMar>
-              <w:top w:w="80" w:type="dxa"/>
-              <w:bottom w:w="80" w:type="dxa"/>
-              <w:left w:w="120" w:type="dxa"/>
-              <w:right w:w="120" w:type="dxa"/>
-            </w:tcMar>
-          </w:tcPr>
-          <w:p>
-            <w:r>
-              <w:rPr>
-                <w:rFonts w:ascii="Arial" w:hAnsi="Arial"/>
-                <w:color w:val="333333"/>
-                <w:sz w:val="18"/>
-              </w:rPr>
-              <w:t>&lt;form&gt;</w:t>
-            </w:r>
-          </w:p>
-        </w:tc>
-        <w:tc>
-          <w:tcPr>
-            <w:tcW w:type="dxa" w:w="6624"/>
-            <w:tcMar>
-              <w:top w:w="80" w:type="dxa"/>
-              <w:bottom w:w="80" w:type="dxa"/>
-              <w:left w:w="120" w:type="dxa"/>
-              <w:right w:w="120" w:type="dxa"/>
-            </w:tcMar>
-          </w:tcPr>
-          <w:p>
-            <w:r>
-              <w:rPr>
-                <w:rFonts w:ascii="Arial" w:hAnsi="Arial"/>
-                <w:color w:val="333333"/>
-                <w:sz w:val="18"/>
-              </w:rPr>
-              <w:t>Defines an interactive user form container for input controls.</w:t>
-            </w:r>
-          </w:p>
-        </w:tc>
-      </w:tr>
-      <w:tr>
-        <w:tc>
-          <w:tcPr>
-            <w:tcW w:type="dxa" w:w="3168"/>
-            <w:tcMar>
-              <w:top w:w="80" w:type="dxa"/>
-              <w:bottom w:w="80" w:type="dxa"/>
-              <w:left w:w="120" w:type="dxa"/>
-              <w:right w:w="120" w:type="dxa"/>
-            </w:tcMar>
-          </w:tcPr>
-          <w:p>
-            <w:r>
-              <w:rPr>
-                <w:rFonts w:ascii="Arial" w:hAnsi="Arial"/>
-                <w:color w:val="333333"/>
-                <w:sz w:val="18"/>
-              </w:rPr>
-              <w:t>&lt;label&gt;</w:t>
-            </w:r>
-          </w:p>
-        </w:tc>
-        <w:tc>
-          <w:tcPr>
-            <w:tcW w:type="dxa" w:w="6624"/>
-            <w:tcMar>
-              <w:top w:w="80" w:type="dxa"/>
-              <w:bottom w:w="80" w:type="dxa"/>
-              <w:left w:w="120" w:type="dxa"/>
-              <w:right w:w="120" w:type="dxa"/>
-            </w:tcMar>
-          </w:tcPr>
-          <w:p>
-            <w:r>
-              <w:rPr>
-                <w:rFonts w:ascii="Arial" w:hAnsi="Arial"/>
-                <w:color w:val="333333"/>
-                <w:sz w:val="18"/>
-              </w:rPr>
-              <w:t>Provides accessible captions and labels for form input elements.</w:t>
-            </w:r>
-          </w:p>
-        </w:tc>
-      </w:tr>
-      <w:tr>
-        <w:tc>
-          <w:tcPr>
-            <w:tcW w:type="dxa" w:w="3168"/>
-            <w:tcMar>
-              <w:top w:w="80" w:type="dxa"/>
-              <w:bottom w:w="80" w:type="dxa"/>
-              <w:left w:w="120" w:type="dxa"/>
-              <w:right w:w="120" w:type="dxa"/>
-            </w:tcMar>
-          </w:tcPr>
-          <w:p>
-            <w:r>
-              <w:rPr>
-                <w:rFonts w:ascii="Arial" w:hAnsi="Arial"/>
-                <w:color w:val="333333"/>
-                <w:sz w:val="18"/>
-              </w:rPr>
-              <w:t>&lt;input&gt;</w:t>
-            </w:r>
-          </w:p>
-        </w:tc>
-        <w:tc>
-          <w:tcPr>
-            <w:tcW w:type="dxa" w:w="6624"/>
-            <w:tcMar>
-              <w:top w:w="80" w:type="dxa"/>
-              <w:bottom w:w="80" w:type="dxa"/>
-              <w:left w:w="120" w:type="dxa"/>
-              <w:right w:w="120" w:type="dxa"/>
-            </w:tcMar>
-          </w:tcPr>
-          <w:p>
-            <w:r>
-              <w:rPr>
-                <w:rFonts w:ascii="Arial" w:hAnsi="Arial"/>
-                <w:color w:val="333333"/>
-                <w:sz w:val="18"/>
-              </w:rPr>
-              <w:t>Defines input controls (text, email, and submit button).</w:t>
-            </w:r>
-          </w:p>
-        </w:tc>
-      </w:tr>
-      <w:tr>
-        <w:tc>
-          <w:tcPr>
-            <w:tcW w:type="dxa" w:w="3168"/>
-            <w:tcMar>
-              <w:top w:w="80" w:type="dxa"/>
-              <w:bottom w:w="80" w:type="dxa"/>
-              <w:left w:w="120" w:type="dxa"/>
-              <w:right w:w="120" w:type="dxa"/>
-            </w:tcMar>
-          </w:tcPr>
-          <w:p>
-            <w:r>
-              <w:rPr>
-                <w:rFonts w:ascii="Arial" w:hAnsi="Arial"/>
-                <w:color w:val="333333"/>
-                <w:sz w:val="18"/>
-              </w:rPr>
-              <w:t>&lt;select&gt; &amp; &lt;option&gt;</w:t>
-            </w:r>
-          </w:p>
-        </w:tc>
-        <w:tc>
-          <w:tcPr>
-            <w:tcW w:type="dxa" w:w="6624"/>
-            <w:tcMar>
-              <w:top w:w="80" w:type="dxa"/>
-              <w:bottom w:w="80" w:type="dxa"/>
-              <w:left w:w="120" w:type="dxa"/>
-              <w:right w:w="120" w:type="dxa"/>
-            </w:tcMar>
-          </w:tcPr>
-          <w:p>
-            <w:r>
-              <w:rPr>
-                <w:rFonts w:ascii="Arial" w:hAnsi="Arial"/>
-                <w:color w:val="333333"/>
-                <w:sz w:val="18"/>
-              </w:rPr>
-              <w:t>Constructs dropdown menus with selectable choices.</w:t>
-            </w:r>
-          </w:p>
-        </w:tc>
-      </w:tr>
-      <w:tr>
-        <w:tc>
-          <w:tcPr>
-            <w:tcW w:type="dxa" w:w="3168"/>
-            <w:tcMar>
-              <w:top w:w="80" w:type="dxa"/>
-              <w:bottom w:w="80" w:type="dxa"/>
-              <w:left w:w="120" w:type="dxa"/>
-              <w:right w:w="120" w:type="dxa"/>
-            </w:tcMar>
-          </w:tcPr>
-          <w:p>
-            <w:r>
-              <w:rPr>
-                <w:rFonts w:ascii="Arial" w:hAnsi="Arial"/>
-                <w:color w:val="333333"/>
-                <w:sz w:val="18"/>
-              </w:rPr>
-              <w:t>&lt;textarea&gt;</w:t>
-            </w:r>
-          </w:p>
-        </w:tc>
-        <w:tc>
-          <w:tcPr>
-            <w:tcW w:type="dxa" w:w="6624"/>
-            <w:tcMar>
-              <w:top w:w="80" w:type="dxa"/>
-              <w:bottom w:w="80" w:type="dxa"/>
-              <w:left w:w="120" w:type="dxa"/>
-              <w:right w:w="120" w:type="dxa"/>
-            </w:tcMar>
-          </w:tcPr>
-          <w:p>
-            <w:r>
-              <w:rPr>
-                <w:rFonts w:ascii="Arial" w:hAnsi="Arial"/>
-                <w:color w:val="333333"/>
-                <w:sz w:val="18"/>
-              </w:rPr>
-              <w:t>Creates multi-line text input fields for detailed messages.</w:t>
-            </w:r>
-          </w:p>
-        </w:tc>
-      </w:tr>
-      <w:tr>
-        <w:tc>
-          <w:tcPr>
-            <w:tcW w:type="dxa" w:w="3168"/>
-            <w:tcMar>
-              <w:top w:w="80" w:type="dxa"/>
-              <w:bottom w:w="80" w:type="dxa"/>
-              <w:left w:w="120" w:type="dxa"/>
-              <w:right w:w="120" w:type="dxa"/>
-            </w:tcMar>
-          </w:tcPr>
-          <w:p>
-            <w:r>
-              <w:rPr>
-                <w:rFonts w:ascii="Arial" w:hAnsi="Arial"/>
-                <w:color w:val="333333"/>
-                <w:sz w:val="18"/>
-              </w:rPr>
-              <w:t>&lt;footer&gt;</w:t>
-            </w:r>
-          </w:p>
-        </w:tc>
-        <w:tc>
-          <w:tcPr>
-            <w:tcW w:type="dxa" w:w="6624"/>
-            <w:tcMar>
-              <w:top w:w="80" w:type="dxa"/>
-              <w:bottom w:w="80" w:type="dxa"/>
-              <w:left w:w="120" w:type="dxa"/>
-              <w:right w:w="120" w:type="dxa"/>
-            </w:tcMar>
-          </w:tcPr>
-          <w:p>
-            <w:r>
-              <w:rPr>
-                <w:rFonts w:ascii="Arial" w:hAnsi="Arial"/>
-                <w:color w:val="333333"/>
-                <w:sz w:val="18"/>
-              </w:rPr>
-              <w:t>Defines footer elements containing author/copyright info.</w:t>
-            </w:r>
-          </w:p>
-        </w:tc>
-      </w:tr>
     </w:tbl>
     <w:p>
       <w:pPr>
-        <w:spacing w:after="80"/>
-      </w:pPr>
-    </w:p>
-    <w:p>
-      <w:pPr>
-        <w:spacing w:before="120" w:after="120"/>
+        <w:spacing w:before="80" w:after="80"/>
         <w:pBdr>
-          <w:bottom w:val="single" w:sz="6" w:space="1" w:color="D0D0D0"/>
+          <w:bottom w:val="single" w:sz="6" w:space="1" w:color="CCCCCC"/>
         </w:pBdr>
       </w:pPr>
     </w:p>
     <w:p>
       <w:pPr>
         <w:keepNext/>
-        <w:spacing w:before="240" w:after="80"/>
+        <w:spacing w:before="160" w:after="60"/>
       </w:pPr>
       <w:r>
         <w:rPr>
           <w:rFonts w:ascii="Arial" w:hAnsi="Arial"/>
           <w:b/>
-          <w:color w:val="111111"/>
+          <w:color w:val="000000"/>
           <w:sz w:val="26"/>
         </w:rPr>
-        <w:t>8. TEST CASES AND EXECUTION DATA</w:t>
+        <w:t>8. TEST CASES AND EXECUTION DATA (WITH RELEVANT SCREENSHOTS)</w:t>
       </w:r>
     </w:p>
     <w:p>
       <w:pPr>
-        <w:spacing w:before="40" w:after="80" w:line="276" w:lineRule="auto"/>
+        <w:spacing w:before="40" w:after="60" w:line="276" w:lineRule="auto"/>
       </w:pPr>
       <w:r>
         <w:rPr>
@@ -2235,7 +1493,7 @@
           <w:color w:val="333333"/>
           <w:sz w:val="20"/>
         </w:rPr>
-        <w:t>The following test suite was executed manually in Google Chrome to verify HTML components and input validation:</w:t>
+        <w:t>The test suite below documents verified execution in Chrome, including 1 negative test case demonstrating an input validation failure:</w:t>
       </w:r>
     </w:p>
     <w:tbl>
@@ -2254,22 +1512,23 @@
         </w:tblBorders>
       </w:tblPr>
       <w:tblGrid>
-        <w:gridCol w:w="2016"/>
-        <w:gridCol w:w="2016"/>
-        <w:gridCol w:w="2016"/>
-        <w:gridCol w:w="2016"/>
-        <w:gridCol w:w="2016"/>
+        <w:gridCol w:w="1680"/>
+        <w:gridCol w:w="1680"/>
+        <w:gridCol w:w="1680"/>
+        <w:gridCol w:w="1680"/>
+        <w:gridCol w:w="1680"/>
+        <w:gridCol w:w="1680"/>
       </w:tblGrid>
       <w:tr>
         <w:tc>
           <w:tcPr>
-            <w:tcW w:type="dxa" w:w="1152"/>
+            <w:tcW w:type="dxa" w:w="864"/>
             <w:shd w:fill="F2F2F2"/>
             <w:tcMar>
-              <w:top w:w="100" w:type="dxa"/>
-              <w:bottom w:w="100" w:type="dxa"/>
-              <w:left w:w="120" w:type="dxa"/>
-              <w:right w:w="120" w:type="dxa"/>
+              <w:top w:w="80" w:type="dxa"/>
+              <w:bottom w:w="80" w:type="dxa"/>
+              <w:left w:w="80" w:type="dxa"/>
+              <w:right w:w="80" w:type="dxa"/>
             </w:tcMar>
           </w:tcPr>
           <w:p>
@@ -2277,8 +1536,7 @@
               <w:rPr>
                 <w:rFonts w:ascii="Arial" w:hAnsi="Arial"/>
                 <w:b/>
-                <w:color w:val="111111"/>
-                <w:sz w:val="19"/>
+                <w:sz w:val="17"/>
               </w:rPr>
               <w:t>TC ID</w:t>
             </w:r>
@@ -2286,13 +1544,13 @@
         </w:tc>
         <w:tc>
           <w:tcPr>
-            <w:tcW w:type="dxa" w:w="2304"/>
+            <w:tcW w:type="dxa" w:w="1584"/>
             <w:shd w:fill="F2F2F2"/>
             <w:tcMar>
-              <w:top w:w="100" w:type="dxa"/>
-              <w:bottom w:w="100" w:type="dxa"/>
-              <w:left w:w="120" w:type="dxa"/>
-              <w:right w:w="120" w:type="dxa"/>
+              <w:top w:w="80" w:type="dxa"/>
+              <w:bottom w:w="80" w:type="dxa"/>
+              <w:left w:w="80" w:type="dxa"/>
+              <w:right w:w="80" w:type="dxa"/>
             </w:tcMar>
           </w:tcPr>
           <w:p>
@@ -2300,8 +1558,7 @@
               <w:rPr>
                 <w:rFonts w:ascii="Arial" w:hAnsi="Arial"/>
                 <w:b/>
-                <w:color w:val="111111"/>
-                <w:sz w:val="19"/>
+                <w:sz w:val="17"/>
               </w:rPr>
               <w:t>Test Description</w:t>
             </w:r>
@@ -2309,13 +1566,13 @@
         </w:tc>
         <w:tc>
           <w:tcPr>
-            <w:tcW w:type="dxa" w:w="2592"/>
+            <w:tcW w:type="dxa" w:w="1584"/>
             <w:shd w:fill="F2F2F2"/>
             <w:tcMar>
-              <w:top w:w="100" w:type="dxa"/>
-              <w:bottom w:w="100" w:type="dxa"/>
-              <w:left w:w="120" w:type="dxa"/>
-              <w:right w:w="120" w:type="dxa"/>
+              <w:top w:w="80" w:type="dxa"/>
+              <w:bottom w:w="80" w:type="dxa"/>
+              <w:left w:w="80" w:type="dxa"/>
+              <w:right w:w="80" w:type="dxa"/>
             </w:tcMar>
           </w:tcPr>
           <w:p>
@@ -2323,10 +1580,31 @@
               <w:rPr>
                 <w:rFonts w:ascii="Arial" w:hAnsi="Arial"/>
                 <w:b/>
-                <w:color w:val="111111"/>
-                <w:sz w:val="19"/>
+                <w:sz w:val="17"/>
               </w:rPr>
               <w:t>Input / Action</w:t>
+            </w:r>
+          </w:p>
+        </w:tc>
+        <w:tc>
+          <w:tcPr>
+            <w:tcW w:type="dxa" w:w="2016"/>
+            <w:shd w:fill="F2F2F2"/>
+            <w:tcMar>
+              <w:top w:w="80" w:type="dxa"/>
+              <w:bottom w:w="80" w:type="dxa"/>
+              <w:left w:w="80" w:type="dxa"/>
+              <w:right w:w="80" w:type="dxa"/>
+            </w:tcMar>
+          </w:tcPr>
+          <w:p>
+            <w:r>
+              <w:rPr>
+                <w:rFonts w:ascii="Arial" w:hAnsi="Arial"/>
+                <w:b/>
+                <w:sz w:val="17"/>
+              </w:rPr>
+              <w:t>Expected Result</w:t>
             </w:r>
           </w:p>
         </w:tc>
@@ -2335,10 +1613,10 @@
             <w:tcW w:type="dxa" w:w="2880"/>
             <w:shd w:fill="F2F2F2"/>
             <w:tcMar>
-              <w:top w:w="100" w:type="dxa"/>
-              <w:bottom w:w="100" w:type="dxa"/>
-              <w:left w:w="120" w:type="dxa"/>
-              <w:right w:w="120" w:type="dxa"/>
+              <w:top w:w="80" w:type="dxa"/>
+              <w:bottom w:w="80" w:type="dxa"/>
+              <w:left w:w="80" w:type="dxa"/>
+              <w:right w:w="80" w:type="dxa"/>
             </w:tcMar>
           </w:tcPr>
           <w:p>
@@ -2346,10 +1624,9 @@
               <w:rPr>
                 <w:rFonts w:ascii="Arial" w:hAnsi="Arial"/>
                 <w:b/>
-                <w:color w:val="111111"/>
-                <w:sz w:val="19"/>
+                <w:sz w:val="17"/>
               </w:rPr>
-              <w:t>Expected Result</w:t>
+              <w:t>Relevant Execution Screenshot</w:t>
             </w:r>
           </w:p>
         </w:tc>
@@ -2358,10 +1635,10 @@
             <w:tcW w:type="dxa" w:w="864"/>
             <w:shd w:fill="F2F2F2"/>
             <w:tcMar>
-              <w:top w:w="100" w:type="dxa"/>
-              <w:bottom w:w="100" w:type="dxa"/>
-              <w:left w:w="120" w:type="dxa"/>
-              <w:right w:w="120" w:type="dxa"/>
+              <w:top w:w="80" w:type="dxa"/>
+              <w:bottom w:w="80" w:type="dxa"/>
+              <w:left w:w="80" w:type="dxa"/>
+              <w:right w:w="80" w:type="dxa"/>
             </w:tcMar>
           </w:tcPr>
           <w:p>
@@ -2369,8 +1646,7 @@
               <w:rPr>
                 <w:rFonts w:ascii="Arial" w:hAnsi="Arial"/>
                 <w:b/>
-                <w:color w:val="111111"/>
-                <w:sz w:val="19"/>
+                <w:sz w:val="17"/>
               </w:rPr>
               <w:t>Status</w:t>
             </w:r>
@@ -2380,20 +1656,20 @@
       <w:tr>
         <w:tc>
           <w:tcPr>
-            <w:tcW w:type="dxa" w:w="1152"/>
+            <w:tcW w:type="dxa" w:w="864"/>
             <w:tcMar>
-              <w:top w:w="80" w:type="dxa"/>
-              <w:bottom w:w="80" w:type="dxa"/>
-              <w:left w:w="120" w:type="dxa"/>
-              <w:right w:w="120" w:type="dxa"/>
+              <w:top w:w="60" w:type="dxa"/>
+              <w:bottom w:w="60" w:type="dxa"/>
+              <w:left w:w="80" w:type="dxa"/>
+              <w:right w:w="80" w:type="dxa"/>
             </w:tcMar>
           </w:tcPr>
           <w:p>
             <w:r>
               <w:rPr>
                 <w:rFonts w:ascii="Arial" w:hAnsi="Arial"/>
-                <w:color w:val="333333"/>
-                <w:sz w:val="18"/>
+                <w:b/>
+                <w:sz w:val="16"/>
               </w:rPr>
               <w:t>TC-01</w:t>
             </w:r>
@@ -2401,64 +1677,103 @@
         </w:tc>
         <w:tc>
           <w:tcPr>
-            <w:tcW w:type="dxa" w:w="2304"/>
+            <w:tcW w:type="dxa" w:w="1584"/>
             <w:tcMar>
-              <w:top w:w="80" w:type="dxa"/>
-              <w:bottom w:w="80" w:type="dxa"/>
-              <w:left w:w="120" w:type="dxa"/>
-              <w:right w:w="120" w:type="dxa"/>
+              <w:top w:w="60" w:type="dxa"/>
+              <w:bottom w:w="60" w:type="dxa"/>
+              <w:left w:w="80" w:type="dxa"/>
+              <w:right w:w="80" w:type="dxa"/>
             </w:tcMar>
           </w:tcPr>
           <w:p>
             <w:r>
               <w:rPr>
                 <w:rFonts w:ascii="Arial" w:hAnsi="Arial"/>
-                <w:color w:val="333333"/>
-                <w:sz w:val="18"/>
+                <w:sz w:val="16"/>
               </w:rPr>
-              <w:t>Local Anchor Navigation</w:t>
+              <w:t>Local Anchor Links</w:t>
             </w:r>
           </w:p>
         </w:tc>
         <w:tc>
           <w:tcPr>
-            <w:tcW w:type="dxa" w:w="2592"/>
+            <w:tcW w:type="dxa" w:w="1584"/>
             <w:tcMar>
-              <w:top w:w="80" w:type="dxa"/>
-              <w:bottom w:w="80" w:type="dxa"/>
-              <w:left w:w="120" w:type="dxa"/>
-              <w:right w:w="120" w:type="dxa"/>
+              <w:top w:w="60" w:type="dxa"/>
+              <w:bottom w:w="60" w:type="dxa"/>
+              <w:left w:w="80" w:type="dxa"/>
+              <w:right w:w="80" w:type="dxa"/>
             </w:tcMar>
           </w:tcPr>
           <w:p>
             <w:r>
               <w:rPr>
                 <w:rFonts w:ascii="Arial" w:hAnsi="Arial"/>
-                <w:color w:val="333333"/>
-                <w:sz w:val="18"/>
+                <w:sz w:val="16"/>
               </w:rPr>
-              <w:t>Click on '#about' in navigation</w:t>
+              <w:t>Click '#about' nav link</w:t>
+            </w:r>
+          </w:p>
+        </w:tc>
+        <w:tc>
+          <w:tcPr>
+            <w:tcW w:type="dxa" w:w="2016"/>
+            <w:tcMar>
+              <w:top w:w="60" w:type="dxa"/>
+              <w:bottom w:w="60" w:type="dxa"/>
+              <w:left w:w="80" w:type="dxa"/>
+              <w:right w:w="80" w:type="dxa"/>
+            </w:tcMar>
+          </w:tcPr>
+          <w:p>
+            <w:r>
+              <w:rPr>
+                <w:rFonts w:ascii="Arial" w:hAnsi="Arial"/>
+                <w:sz w:val="16"/>
+              </w:rPr>
+              <w:t>Page smoothly jumps to target section anchor in viewport</w:t>
             </w:r>
           </w:p>
         </w:tc>
         <w:tc>
           <w:tcPr>
             <w:tcW w:type="dxa" w:w="2880"/>
-            <w:tcMar>
-              <w:top w:w="80" w:type="dxa"/>
-              <w:bottom w:w="80" w:type="dxa"/>
-              <w:left w:w="120" w:type="dxa"/>
-              <w:right w:w="120" w:type="dxa"/>
-            </w:tcMar>
           </w:tcPr>
           <w:p>
+            <w:r/>
             <w:r>
-              <w:rPr>
-                <w:rFonts w:ascii="Arial" w:hAnsi="Arial"/>
-                <w:color w:val="333333"/>
-                <w:sz w:val="18"/>
-              </w:rPr>
-              <w:t>Browser smooth-scrolls and views the About Us section</w:t>
+              <w:drawing>
+                <wp:inline xmlns:a="http://schemas.openxmlformats.org/drawingml/2006/main" xmlns:pic="http://schemas.openxmlformats.org/drawingml/2006/picture">
+                  <wp:extent cx="1691640" cy="451104"/>
+                  <wp:docPr id="1" name="Picture 1"/>
+                  <wp:cNvGraphicFramePr>
+                    <a:graphicFrameLocks noChangeAspect="1"/>
+                  </wp:cNvGraphicFramePr>
+                  <a:graphic>
+                    <a:graphicData uri="http://schemas.openxmlformats.org/drawingml/2006/picture">
+                      <pic:pic>
+                        <pic:nvPicPr>
+                          <pic:cNvPr id="0" name="exp1_tc1.png"/>
+                          <pic:cNvPicPr/>
+                        </pic:nvPicPr>
+                        <pic:blipFill>
+                          <a:blip r:embed="rId9"/>
+                          <a:stretch>
+                            <a:fillRect/>
+                          </a:stretch>
+                        </pic:blipFill>
+                        <pic:spPr>
+                          <a:xfrm>
+                            <a:off x="0" y="0"/>
+                            <a:ext cx="1691640" cy="451104"/>
+                          </a:xfrm>
+                          <a:prstGeom prst="rect"/>
+                        </pic:spPr>
+                      </pic:pic>
+                    </a:graphicData>
+                  </a:graphic>
+                </wp:inline>
+              </w:drawing>
             </w:r>
           </w:p>
         </w:tc>
@@ -2466,10 +1781,10 @@
           <w:tcPr>
             <w:tcW w:type="dxa" w:w="864"/>
             <w:tcMar>
-              <w:top w:w="80" w:type="dxa"/>
-              <w:bottom w:w="80" w:type="dxa"/>
-              <w:left w:w="120" w:type="dxa"/>
-              <w:right w:w="120" w:type="dxa"/>
+              <w:top w:w="60" w:type="dxa"/>
+              <w:bottom w:w="60" w:type="dxa"/>
+              <w:left w:w="80" w:type="dxa"/>
+              <w:right w:w="80" w:type="dxa"/>
             </w:tcMar>
           </w:tcPr>
           <w:p>
@@ -2478,7 +1793,7 @@
                 <w:rFonts w:ascii="Arial" w:hAnsi="Arial"/>
                 <w:b/>
                 <w:color w:val="1B5E20"/>
-                <w:sz w:val="18"/>
+                <w:sz w:val="16"/>
               </w:rPr>
               <w:t>Pass</w:t>
             </w:r>
@@ -2488,20 +1803,20 @@
       <w:tr>
         <w:tc>
           <w:tcPr>
-            <w:tcW w:type="dxa" w:w="1152"/>
+            <w:tcW w:type="dxa" w:w="864"/>
             <w:tcMar>
-              <w:top w:w="80" w:type="dxa"/>
-              <w:bottom w:w="80" w:type="dxa"/>
-              <w:left w:w="120" w:type="dxa"/>
-              <w:right w:w="120" w:type="dxa"/>
+              <w:top w:w="60" w:type="dxa"/>
+              <w:bottom w:w="60" w:type="dxa"/>
+              <w:left w:w="80" w:type="dxa"/>
+              <w:right w:w="80" w:type="dxa"/>
             </w:tcMar>
           </w:tcPr>
           <w:p>
             <w:r>
               <w:rPr>
                 <w:rFonts w:ascii="Arial" w:hAnsi="Arial"/>
-                <w:color w:val="333333"/>
-                <w:sz w:val="18"/>
+                <w:b/>
+                <w:sz w:val="16"/>
               </w:rPr>
               <w:t>TC-02</w:t>
             </w:r>
@@ -2509,64 +1824,103 @@
         </w:tc>
         <w:tc>
           <w:tcPr>
-            <w:tcW w:type="dxa" w:w="2304"/>
+            <w:tcW w:type="dxa" w:w="1584"/>
             <w:tcMar>
-              <w:top w:w="80" w:type="dxa"/>
-              <w:bottom w:w="80" w:type="dxa"/>
-              <w:left w:w="120" w:type="dxa"/>
-              <w:right w:w="120" w:type="dxa"/>
+              <w:top w:w="60" w:type="dxa"/>
+              <w:bottom w:w="60" w:type="dxa"/>
+              <w:left w:w="80" w:type="dxa"/>
+              <w:right w:w="80" w:type="dxa"/>
             </w:tcMar>
           </w:tcPr>
           <w:p>
             <w:r>
               <w:rPr>
                 <w:rFonts w:ascii="Arial" w:hAnsi="Arial"/>
-                <w:color w:val="333333"/>
-                <w:sz w:val="18"/>
+                <w:sz w:val="16"/>
               </w:rPr>
-              <w:t>Service Table Navigation</w:t>
+              <w:t>Embedded Media Node</w:t>
             </w:r>
           </w:p>
         </w:tc>
         <w:tc>
           <w:tcPr>
-            <w:tcW w:type="dxa" w:w="2592"/>
+            <w:tcW w:type="dxa" w:w="1584"/>
             <w:tcMar>
-              <w:top w:w="80" w:type="dxa"/>
-              <w:bottom w:w="80" w:type="dxa"/>
-              <w:left w:w="120" w:type="dxa"/>
-              <w:right w:w="120" w:type="dxa"/>
+              <w:top w:w="60" w:type="dxa"/>
+              <w:bottom w:w="60" w:type="dxa"/>
+              <w:left w:w="80" w:type="dxa"/>
+              <w:right w:w="80" w:type="dxa"/>
             </w:tcMar>
           </w:tcPr>
           <w:p>
             <w:r>
               <w:rPr>
                 <w:rFonts w:ascii="Arial" w:hAnsi="Arial"/>
-                <w:color w:val="333333"/>
-                <w:sz w:val="18"/>
+                <w:sz w:val="16"/>
               </w:rPr>
-              <w:t>Click on '#services' in navigation</w:t>
+              <w:t>Inspect figure and image</w:t>
+            </w:r>
+          </w:p>
+        </w:tc>
+        <w:tc>
+          <w:tcPr>
+            <w:tcW w:type="dxa" w:w="2016"/>
+            <w:tcMar>
+              <w:top w:w="60" w:type="dxa"/>
+              <w:bottom w:w="60" w:type="dxa"/>
+              <w:left w:w="80" w:type="dxa"/>
+              <w:right w:w="80" w:type="dxa"/>
+            </w:tcMar>
+          </w:tcPr>
+          <w:p>
+            <w:r>
+              <w:rPr>
+                <w:rFonts w:ascii="Arial" w:hAnsi="Arial"/>
+                <w:sz w:val="16"/>
+              </w:rPr>
+              <w:t>Image renders cleanly with figcaption text underneath</w:t>
             </w:r>
           </w:p>
         </w:tc>
         <w:tc>
           <w:tcPr>
             <w:tcW w:type="dxa" w:w="2880"/>
-            <w:tcMar>
-              <w:top w:w="80" w:type="dxa"/>
-              <w:bottom w:w="80" w:type="dxa"/>
-              <w:left w:w="120" w:type="dxa"/>
-              <w:right w:w="120" w:type="dxa"/>
-            </w:tcMar>
           </w:tcPr>
           <w:p>
+            <w:r/>
             <w:r>
-              <w:rPr>
-                <w:rFonts w:ascii="Arial" w:hAnsi="Arial"/>
-                <w:color w:val="333333"/>
-                <w:sz w:val="18"/>
-              </w:rPr>
-              <w:t>Browser jumps directly to Our Services &amp; Pricing table</w:t>
+              <w:drawing>
+                <wp:inline xmlns:a="http://schemas.openxmlformats.org/drawingml/2006/main" xmlns:pic="http://schemas.openxmlformats.org/drawingml/2006/picture">
+                  <wp:extent cx="1691640" cy="620268"/>
+                  <wp:docPr id="2" name="Picture 2"/>
+                  <wp:cNvGraphicFramePr>
+                    <a:graphicFrameLocks noChangeAspect="1"/>
+                  </wp:cNvGraphicFramePr>
+                  <a:graphic>
+                    <a:graphicData uri="http://schemas.openxmlformats.org/drawingml/2006/picture">
+                      <pic:pic>
+                        <pic:nvPicPr>
+                          <pic:cNvPr id="0" name="exp1_tc2.png"/>
+                          <pic:cNvPicPr/>
+                        </pic:nvPicPr>
+                        <pic:blipFill>
+                          <a:blip r:embed="rId10"/>
+                          <a:stretch>
+                            <a:fillRect/>
+                          </a:stretch>
+                        </pic:blipFill>
+                        <pic:spPr>
+                          <a:xfrm>
+                            <a:off x="0" y="0"/>
+                            <a:ext cx="1691640" cy="620268"/>
+                          </a:xfrm>
+                          <a:prstGeom prst="rect"/>
+                        </pic:spPr>
+                      </pic:pic>
+                    </a:graphicData>
+                  </a:graphic>
+                </wp:inline>
+              </w:drawing>
             </w:r>
           </w:p>
         </w:tc>
@@ -2574,10 +1928,10 @@
           <w:tcPr>
             <w:tcW w:type="dxa" w:w="864"/>
             <w:tcMar>
-              <w:top w:w="80" w:type="dxa"/>
-              <w:bottom w:w="80" w:type="dxa"/>
-              <w:left w:w="120" w:type="dxa"/>
-              <w:right w:w="120" w:type="dxa"/>
+              <w:top w:w="60" w:type="dxa"/>
+              <w:bottom w:w="60" w:type="dxa"/>
+              <w:left w:w="80" w:type="dxa"/>
+              <w:right w:w="80" w:type="dxa"/>
             </w:tcMar>
           </w:tcPr>
           <w:p>
@@ -2586,7 +1940,7 @@
                 <w:rFonts w:ascii="Arial" w:hAnsi="Arial"/>
                 <w:b/>
                 <w:color w:val="1B5E20"/>
-                <w:sz w:val="18"/>
+                <w:sz w:val="16"/>
               </w:rPr>
               <w:t>Pass</w:t>
             </w:r>
@@ -2596,20 +1950,20 @@
       <w:tr>
         <w:tc>
           <w:tcPr>
-            <w:tcW w:type="dxa" w:w="1152"/>
+            <w:tcW w:type="dxa" w:w="864"/>
             <w:tcMar>
-              <w:top w:w="80" w:type="dxa"/>
-              <w:bottom w:w="80" w:type="dxa"/>
-              <w:left w:w="120" w:type="dxa"/>
-              <w:right w:w="120" w:type="dxa"/>
+              <w:top w:w="60" w:type="dxa"/>
+              <w:bottom w:w="60" w:type="dxa"/>
+              <w:left w:w="80" w:type="dxa"/>
+              <w:right w:w="80" w:type="dxa"/>
             </w:tcMar>
           </w:tcPr>
           <w:p>
             <w:r>
               <w:rPr>
                 <w:rFonts w:ascii="Arial" w:hAnsi="Arial"/>
-                <w:color w:val="333333"/>
-                <w:sz w:val="18"/>
+                <w:b/>
+                <w:sz w:val="16"/>
               </w:rPr>
               <w:t>TC-03</w:t>
             </w:r>
@@ -2617,64 +1971,103 @@
         </w:tc>
         <w:tc>
           <w:tcPr>
-            <w:tcW w:type="dxa" w:w="2304"/>
+            <w:tcW w:type="dxa" w:w="1584"/>
             <w:tcMar>
-              <w:top w:w="80" w:type="dxa"/>
-              <w:bottom w:w="80" w:type="dxa"/>
-              <w:left w:w="120" w:type="dxa"/>
-              <w:right w:w="120" w:type="dxa"/>
+              <w:top w:w="60" w:type="dxa"/>
+              <w:bottom w:w="60" w:type="dxa"/>
+              <w:left w:w="80" w:type="dxa"/>
+              <w:right w:w="80" w:type="dxa"/>
             </w:tcMar>
           </w:tcPr>
           <w:p>
             <w:r>
               <w:rPr>
                 <w:rFonts w:ascii="Arial" w:hAnsi="Arial"/>
-                <w:color w:val="333333"/>
-                <w:sz w:val="18"/>
+                <w:sz w:val="16"/>
               </w:rPr>
-              <w:t>Required Field Validation</w:t>
+              <w:t>Component Table Layout</w:t>
             </w:r>
           </w:p>
         </w:tc>
         <w:tc>
           <w:tcPr>
-            <w:tcW w:type="dxa" w:w="2592"/>
+            <w:tcW w:type="dxa" w:w="1584"/>
             <w:tcMar>
-              <w:top w:w="80" w:type="dxa"/>
-              <w:bottom w:w="80" w:type="dxa"/>
-              <w:left w:w="120" w:type="dxa"/>
-              <w:right w:w="120" w:type="dxa"/>
+              <w:top w:w="60" w:type="dxa"/>
+              <w:bottom w:w="60" w:type="dxa"/>
+              <w:left w:w="80" w:type="dxa"/>
+              <w:right w:w="80" w:type="dxa"/>
             </w:tcMar>
           </w:tcPr>
           <w:p>
             <w:r>
               <w:rPr>
                 <w:rFonts w:ascii="Arial" w:hAnsi="Arial"/>
-                <w:color w:val="333333"/>
-                <w:sz w:val="18"/>
+                <w:sz w:val="16"/>
               </w:rPr>
-              <w:t>Leave 'Name' blank and click Submit</w:t>
+              <w:t>Inspect table data rows</w:t>
+            </w:r>
+          </w:p>
+        </w:tc>
+        <w:tc>
+          <w:tcPr>
+            <w:tcW w:type="dxa" w:w="2016"/>
+            <w:tcMar>
+              <w:top w:w="60" w:type="dxa"/>
+              <w:bottom w:w="60" w:type="dxa"/>
+              <w:left w:w="80" w:type="dxa"/>
+              <w:right w:w="80" w:type="dxa"/>
+            </w:tcMar>
+          </w:tcPr>
+          <w:p>
+            <w:r>
+              <w:rPr>
+                <w:rFonts w:ascii="Arial" w:hAnsi="Arial"/>
+                <w:sz w:val="16"/>
+              </w:rPr>
+              <w:t>Tags, descriptions, and types align into clean borders</w:t>
             </w:r>
           </w:p>
         </w:tc>
         <w:tc>
           <w:tcPr>
             <w:tcW w:type="dxa" w:w="2880"/>
-            <w:tcMar>
-              <w:top w:w="80" w:type="dxa"/>
-              <w:bottom w:w="80" w:type="dxa"/>
-              <w:left w:w="120" w:type="dxa"/>
-              <w:right w:w="120" w:type="dxa"/>
-            </w:tcMar>
           </w:tcPr>
           <w:p>
+            <w:r/>
             <w:r>
-              <w:rPr>
-                <w:rFonts w:ascii="Arial" w:hAnsi="Arial"/>
-                <w:color w:val="333333"/>
-                <w:sz w:val="18"/>
-              </w:rPr>
-              <w:t>Form submission blocked; browser displays required field tooltip</w:t>
+              <w:drawing>
+                <wp:inline xmlns:a="http://schemas.openxmlformats.org/drawingml/2006/main" xmlns:pic="http://schemas.openxmlformats.org/drawingml/2006/picture">
+                  <wp:extent cx="1691640" cy="507492"/>
+                  <wp:docPr id="3" name="Picture 3"/>
+                  <wp:cNvGraphicFramePr>
+                    <a:graphicFrameLocks noChangeAspect="1"/>
+                  </wp:cNvGraphicFramePr>
+                  <a:graphic>
+                    <a:graphicData uri="http://schemas.openxmlformats.org/drawingml/2006/picture">
+                      <pic:pic>
+                        <pic:nvPicPr>
+                          <pic:cNvPr id="0" name="exp1_tc3.png"/>
+                          <pic:cNvPicPr/>
+                        </pic:nvPicPr>
+                        <pic:blipFill>
+                          <a:blip r:embed="rId11"/>
+                          <a:stretch>
+                            <a:fillRect/>
+                          </a:stretch>
+                        </pic:blipFill>
+                        <pic:spPr>
+                          <a:xfrm>
+                            <a:off x="0" y="0"/>
+                            <a:ext cx="1691640" cy="507492"/>
+                          </a:xfrm>
+                          <a:prstGeom prst="rect"/>
+                        </pic:spPr>
+                      </pic:pic>
+                    </a:graphicData>
+                  </a:graphic>
+                </wp:inline>
+              </w:drawing>
             </w:r>
           </w:p>
         </w:tc>
@@ -2682,10 +2075,10 @@
           <w:tcPr>
             <w:tcW w:type="dxa" w:w="864"/>
             <w:tcMar>
-              <w:top w:w="80" w:type="dxa"/>
-              <w:bottom w:w="80" w:type="dxa"/>
-              <w:left w:w="120" w:type="dxa"/>
-              <w:right w:w="120" w:type="dxa"/>
+              <w:top w:w="60" w:type="dxa"/>
+              <w:bottom w:w="60" w:type="dxa"/>
+              <w:left w:w="80" w:type="dxa"/>
+              <w:right w:w="80" w:type="dxa"/>
             </w:tcMar>
           </w:tcPr>
           <w:p>
@@ -2694,7 +2087,7 @@
                 <w:rFonts w:ascii="Arial" w:hAnsi="Arial"/>
                 <w:b/>
                 <w:color w:val="1B5E20"/>
-                <w:sz w:val="18"/>
+                <w:sz w:val="16"/>
               </w:rPr>
               <w:t>Pass</w:t>
             </w:r>
@@ -2704,20 +2097,20 @@
       <w:tr>
         <w:tc>
           <w:tcPr>
-            <w:tcW w:type="dxa" w:w="1152"/>
+            <w:tcW w:type="dxa" w:w="864"/>
             <w:tcMar>
-              <w:top w:w="80" w:type="dxa"/>
-              <w:bottom w:w="80" w:type="dxa"/>
-              <w:left w:w="120" w:type="dxa"/>
-              <w:right w:w="120" w:type="dxa"/>
+              <w:top w:w="60" w:type="dxa"/>
+              <w:bottom w:w="60" w:type="dxa"/>
+              <w:left w:w="80" w:type="dxa"/>
+              <w:right w:w="80" w:type="dxa"/>
             </w:tcMar>
           </w:tcPr>
           <w:p>
             <w:r>
               <w:rPr>
                 <w:rFonts w:ascii="Arial" w:hAnsi="Arial"/>
-                <w:color w:val="333333"/>
-                <w:sz w:val="18"/>
+                <w:b/>
+                <w:sz w:val="16"/>
               </w:rPr>
               <w:t>TC-04</w:t>
             </w:r>
@@ -2725,64 +2118,103 @@
         </w:tc>
         <w:tc>
           <w:tcPr>
-            <w:tcW w:type="dxa" w:w="2304"/>
+            <w:tcW w:type="dxa" w:w="1584"/>
             <w:tcMar>
-              <w:top w:w="80" w:type="dxa"/>
-              <w:bottom w:w="80" w:type="dxa"/>
-              <w:left w:w="120" w:type="dxa"/>
-              <w:right w:w="120" w:type="dxa"/>
+              <w:top w:w="60" w:type="dxa"/>
+              <w:bottom w:w="60" w:type="dxa"/>
+              <w:left w:w="80" w:type="dxa"/>
+              <w:right w:w="80" w:type="dxa"/>
             </w:tcMar>
           </w:tcPr>
           <w:p>
             <w:r>
               <w:rPr>
                 <w:rFonts w:ascii="Arial" w:hAnsi="Arial"/>
-                <w:color w:val="333333"/>
-                <w:sz w:val="18"/>
+                <w:sz w:val="16"/>
               </w:rPr>
-              <w:t>Email Address Format Validation</w:t>
+              <w:t>Valid Form Submission</w:t>
             </w:r>
           </w:p>
         </w:tc>
         <w:tc>
           <w:tcPr>
-            <w:tcW w:type="dxa" w:w="2592"/>
+            <w:tcW w:type="dxa" w:w="1584"/>
             <w:tcMar>
-              <w:top w:w="80" w:type="dxa"/>
-              <w:bottom w:w="80" w:type="dxa"/>
-              <w:left w:w="120" w:type="dxa"/>
-              <w:right w:w="120" w:type="dxa"/>
+              <w:top w:w="60" w:type="dxa"/>
+              <w:bottom w:w="60" w:type="dxa"/>
+              <w:left w:w="80" w:type="dxa"/>
+              <w:right w:w="80" w:type="dxa"/>
             </w:tcMar>
           </w:tcPr>
           <w:p>
             <w:r>
               <w:rPr>
                 <w:rFonts w:ascii="Arial" w:hAnsi="Arial"/>
-                <w:color w:val="333333"/>
-                <w:sz w:val="18"/>
+                <w:sz w:val="16"/>
               </w:rPr>
-              <w:t>Enter 'invalidemail' in email field and submit</w:t>
+              <w:t>Fill valid form fields</w:t>
+            </w:r>
+          </w:p>
+        </w:tc>
+        <w:tc>
+          <w:tcPr>
+            <w:tcW w:type="dxa" w:w="2016"/>
+            <w:tcMar>
+              <w:top w:w="60" w:type="dxa"/>
+              <w:bottom w:w="60" w:type="dxa"/>
+              <w:left w:w="80" w:type="dxa"/>
+              <w:right w:w="80" w:type="dxa"/>
+            </w:tcMar>
+          </w:tcPr>
+          <w:p>
+            <w:r>
+              <w:rPr>
+                <w:rFonts w:ascii="Arial" w:hAnsi="Arial"/>
+                <w:sz w:val="16"/>
+              </w:rPr>
+              <w:t>Form captures name, email, selection, and message correctly</w:t>
             </w:r>
           </w:p>
         </w:tc>
         <w:tc>
           <w:tcPr>
             <w:tcW w:type="dxa" w:w="2880"/>
-            <w:tcMar>
-              <w:top w:w="80" w:type="dxa"/>
-              <w:bottom w:w="80" w:type="dxa"/>
-              <w:left w:w="120" w:type="dxa"/>
-              <w:right w:w="120" w:type="dxa"/>
-            </w:tcMar>
           </w:tcPr>
           <w:p>
+            <w:r/>
             <w:r>
-              <w:rPr>
-                <w:rFonts w:ascii="Arial" w:hAnsi="Arial"/>
-                <w:color w:val="333333"/>
-                <w:sz w:val="18"/>
-              </w:rPr>
-              <w:t>Form submission blocked; email format warning shown</w:t>
+              <w:drawing>
+                <wp:inline xmlns:a="http://schemas.openxmlformats.org/drawingml/2006/main" xmlns:pic="http://schemas.openxmlformats.org/drawingml/2006/picture">
+                  <wp:extent cx="1691640" cy="451104"/>
+                  <wp:docPr id="4" name="Picture 4"/>
+                  <wp:cNvGraphicFramePr>
+                    <a:graphicFrameLocks noChangeAspect="1"/>
+                  </wp:cNvGraphicFramePr>
+                  <a:graphic>
+                    <a:graphicData uri="http://schemas.openxmlformats.org/drawingml/2006/picture">
+                      <pic:pic>
+                        <pic:nvPicPr>
+                          <pic:cNvPr id="0" name="exp1_tc4.png"/>
+                          <pic:cNvPicPr/>
+                        </pic:nvPicPr>
+                        <pic:blipFill>
+                          <a:blip r:embed="rId12"/>
+                          <a:stretch>
+                            <a:fillRect/>
+                          </a:stretch>
+                        </pic:blipFill>
+                        <pic:spPr>
+                          <a:xfrm>
+                            <a:off x="0" y="0"/>
+                            <a:ext cx="1691640" cy="451104"/>
+                          </a:xfrm>
+                          <a:prstGeom prst="rect"/>
+                        </pic:spPr>
+                      </pic:pic>
+                    </a:graphicData>
+                  </a:graphic>
+                </wp:inline>
+              </w:drawing>
             </w:r>
           </w:p>
         </w:tc>
@@ -2790,10 +2222,10 @@
           <w:tcPr>
             <w:tcW w:type="dxa" w:w="864"/>
             <w:tcMar>
-              <w:top w:w="80" w:type="dxa"/>
-              <w:bottom w:w="80" w:type="dxa"/>
-              <w:left w:w="120" w:type="dxa"/>
-              <w:right w:w="120" w:type="dxa"/>
+              <w:top w:w="60" w:type="dxa"/>
+              <w:bottom w:w="60" w:type="dxa"/>
+              <w:left w:w="80" w:type="dxa"/>
+              <w:right w:w="80" w:type="dxa"/>
             </w:tcMar>
           </w:tcPr>
           <w:p>
@@ -2802,7 +2234,7 @@
                 <w:rFonts w:ascii="Arial" w:hAnsi="Arial"/>
                 <w:b/>
                 <w:color w:val="1B5E20"/>
-                <w:sz w:val="18"/>
+                <w:sz w:val="16"/>
               </w:rPr>
               <w:t>Pass</w:t>
             </w:r>
@@ -2812,20 +2244,20 @@
       <w:tr>
         <w:tc>
           <w:tcPr>
-            <w:tcW w:type="dxa" w:w="1152"/>
+            <w:tcW w:type="dxa" w:w="864"/>
             <w:tcMar>
-              <w:top w:w="80" w:type="dxa"/>
-              <w:bottom w:w="80" w:type="dxa"/>
-              <w:left w:w="120" w:type="dxa"/>
-              <w:right w:w="120" w:type="dxa"/>
+              <w:top w:w="60" w:type="dxa"/>
+              <w:bottom w:w="60" w:type="dxa"/>
+              <w:left w:w="80" w:type="dxa"/>
+              <w:right w:w="80" w:type="dxa"/>
             </w:tcMar>
           </w:tcPr>
           <w:p>
             <w:r>
               <w:rPr>
                 <w:rFonts w:ascii="Arial" w:hAnsi="Arial"/>
-                <w:color w:val="333333"/>
-                <w:sz w:val="18"/>
+                <w:b/>
+                <w:sz w:val="16"/>
               </w:rPr>
               <w:t>TC-05</w:t>
             </w:r>
@@ -2833,64 +2265,103 @@
         </w:tc>
         <w:tc>
           <w:tcPr>
-            <w:tcW w:type="dxa" w:w="2304"/>
+            <w:tcW w:type="dxa" w:w="1584"/>
             <w:tcMar>
-              <w:top w:w="80" w:type="dxa"/>
-              <w:bottom w:w="80" w:type="dxa"/>
-              <w:left w:w="120" w:type="dxa"/>
-              <w:right w:w="120" w:type="dxa"/>
+              <w:top w:w="60" w:type="dxa"/>
+              <w:bottom w:w="60" w:type="dxa"/>
+              <w:left w:w="80" w:type="dxa"/>
+              <w:right w:w="80" w:type="dxa"/>
             </w:tcMar>
           </w:tcPr>
           <w:p>
             <w:r>
               <w:rPr>
                 <w:rFonts w:ascii="Arial" w:hAnsi="Arial"/>
-                <w:color w:val="333333"/>
-                <w:sz w:val="18"/>
+                <w:sz w:val="16"/>
               </w:rPr>
-              <w:t>Reason Dropdown Selection</w:t>
+              <w:t>Email Pattern Validation</w:t>
             </w:r>
           </w:p>
         </w:tc>
         <w:tc>
           <w:tcPr>
-            <w:tcW w:type="dxa" w:w="2592"/>
+            <w:tcW w:type="dxa" w:w="1584"/>
             <w:tcMar>
-              <w:top w:w="80" w:type="dxa"/>
-              <w:bottom w:w="80" w:type="dxa"/>
-              <w:left w:w="120" w:type="dxa"/>
-              <w:right w:w="120" w:type="dxa"/>
+              <w:top w:w="60" w:type="dxa"/>
+              <w:bottom w:w="60" w:type="dxa"/>
+              <w:left w:w="80" w:type="dxa"/>
+              <w:right w:w="80" w:type="dxa"/>
             </w:tcMar>
           </w:tcPr>
           <w:p>
             <w:r>
               <w:rPr>
                 <w:rFonts w:ascii="Arial" w:hAnsi="Arial"/>
-                <w:color w:val="333333"/>
-                <w:sz w:val="18"/>
+                <w:sz w:val="16"/>
               </w:rPr>
-              <w:t>Select 'Feedback' in subject dropdown</w:t>
+              <w:t>Submit invalid 'johndoe.com'</w:t>
+            </w:r>
+          </w:p>
+        </w:tc>
+        <w:tc>
+          <w:tcPr>
+            <w:tcW w:type="dxa" w:w="2016"/>
+            <w:tcMar>
+              <w:top w:w="60" w:type="dxa"/>
+              <w:bottom w:w="60" w:type="dxa"/>
+              <w:left w:w="80" w:type="dxa"/>
+              <w:right w:w="80" w:type="dxa"/>
+            </w:tcMar>
+          </w:tcPr>
+          <w:p>
+            <w:r>
+              <w:rPr>
+                <w:rFonts w:ascii="Arial" w:hAnsi="Arial"/>
+                <w:sz w:val="16"/>
+              </w:rPr>
+              <w:t>Submission should fail; browser validation popup halts submission due to missing '@'</w:t>
             </w:r>
           </w:p>
         </w:tc>
         <w:tc>
           <w:tcPr>
             <w:tcW w:type="dxa" w:w="2880"/>
-            <w:tcMar>
-              <w:top w:w="80" w:type="dxa"/>
-              <w:bottom w:w="80" w:type="dxa"/>
-              <w:left w:w="120" w:type="dxa"/>
-              <w:right w:w="120" w:type="dxa"/>
-            </w:tcMar>
           </w:tcPr>
           <w:p>
+            <w:r/>
             <w:r>
-              <w:rPr>
-                <w:rFonts w:ascii="Arial" w:hAnsi="Arial"/>
-                <w:color w:val="333333"/>
-                <w:sz w:val="18"/>
-              </w:rPr>
-              <w:t>Dropdown updates and retains selected value upon submission</w:t>
+              <w:drawing>
+                <wp:inline xmlns:a="http://schemas.openxmlformats.org/drawingml/2006/main" xmlns:pic="http://schemas.openxmlformats.org/drawingml/2006/picture">
+                  <wp:extent cx="1691640" cy="507492"/>
+                  <wp:docPr id="5" name="Picture 5"/>
+                  <wp:cNvGraphicFramePr>
+                    <a:graphicFrameLocks noChangeAspect="1"/>
+                  </wp:cNvGraphicFramePr>
+                  <a:graphic>
+                    <a:graphicData uri="http://schemas.openxmlformats.org/drawingml/2006/picture">
+                      <pic:pic>
+                        <pic:nvPicPr>
+                          <pic:cNvPr id="0" name="exp1_tc5.png"/>
+                          <pic:cNvPicPr/>
+                        </pic:nvPicPr>
+                        <pic:blipFill>
+                          <a:blip r:embed="rId13"/>
+                          <a:stretch>
+                            <a:fillRect/>
+                          </a:stretch>
+                        </pic:blipFill>
+                        <pic:spPr>
+                          <a:xfrm>
+                            <a:off x="0" y="0"/>
+                            <a:ext cx="1691640" cy="507492"/>
+                          </a:xfrm>
+                          <a:prstGeom prst="rect"/>
+                        </pic:spPr>
+                      </pic:pic>
+                    </a:graphicData>
+                  </a:graphic>
+                </wp:inline>
+              </w:drawing>
             </w:r>
           </w:p>
         </w:tc>
@@ -2898,10 +2369,10 @@
           <w:tcPr>
             <w:tcW w:type="dxa" w:w="864"/>
             <w:tcMar>
-              <w:top w:w="80" w:type="dxa"/>
-              <w:bottom w:w="80" w:type="dxa"/>
-              <w:left w:w="120" w:type="dxa"/>
-              <w:right w:w="120" w:type="dxa"/>
+              <w:top w:w="60" w:type="dxa"/>
+              <w:bottom w:w="60" w:type="dxa"/>
+              <w:left w:w="80" w:type="dxa"/>
+              <w:right w:w="80" w:type="dxa"/>
             </w:tcMar>
           </w:tcPr>
           <w:p>
@@ -2909,118 +2380,10 @@
               <w:rPr>
                 <w:rFonts w:ascii="Arial" w:hAnsi="Arial"/>
                 <w:b/>
-                <w:color w:val="1B5E20"/>
-                <w:sz w:val="18"/>
+                <w:color w:val="D32F2F"/>
+                <w:sz w:val="16"/>
               </w:rPr>
-              <w:t>Pass</w:t>
-            </w:r>
-          </w:p>
-        </w:tc>
-      </w:tr>
-      <w:tr>
-        <w:tc>
-          <w:tcPr>
-            <w:tcW w:type="dxa" w:w="1152"/>
-            <w:tcMar>
-              <w:top w:w="80" w:type="dxa"/>
-              <w:bottom w:w="80" w:type="dxa"/>
-              <w:left w:w="120" w:type="dxa"/>
-              <w:right w:w="120" w:type="dxa"/>
-            </w:tcMar>
-          </w:tcPr>
-          <w:p>
-            <w:r>
-              <w:rPr>
-                <w:rFonts w:ascii="Arial" w:hAnsi="Arial"/>
-                <w:color w:val="333333"/>
-                <w:sz w:val="18"/>
-              </w:rPr>
-              <w:t>TC-06</w:t>
-            </w:r>
-          </w:p>
-        </w:tc>
-        <w:tc>
-          <w:tcPr>
-            <w:tcW w:type="dxa" w:w="2304"/>
-            <w:tcMar>
-              <w:top w:w="80" w:type="dxa"/>
-              <w:bottom w:w="80" w:type="dxa"/>
-              <w:left w:w="120" w:type="dxa"/>
-              <w:right w:w="120" w:type="dxa"/>
-            </w:tcMar>
-          </w:tcPr>
-          <w:p>
-            <w:r>
-              <w:rPr>
-                <w:rFonts w:ascii="Arial" w:hAnsi="Arial"/>
-                <w:color w:val="333333"/>
-                <w:sz w:val="18"/>
-              </w:rPr>
-              <w:t>Table Data Rendering Integrity</w:t>
-            </w:r>
-          </w:p>
-        </w:tc>
-        <w:tc>
-          <w:tcPr>
-            <w:tcW w:type="dxa" w:w="2592"/>
-            <w:tcMar>
-              <w:top w:w="80" w:type="dxa"/>
-              <w:bottom w:w="80" w:type="dxa"/>
-              <w:left w:w="120" w:type="dxa"/>
-              <w:right w:w="120" w:type="dxa"/>
-            </w:tcMar>
-          </w:tcPr>
-          <w:p>
-            <w:r>
-              <w:rPr>
-                <w:rFonts w:ascii="Arial" w:hAnsi="Arial"/>
-                <w:color w:val="333333"/>
-                <w:sz w:val="18"/>
-              </w:rPr>
-              <w:t>Inspect Services table on screen</w:t>
-            </w:r>
-          </w:p>
-        </w:tc>
-        <w:tc>
-          <w:tcPr>
-            <w:tcW w:type="dxa" w:w="2880"/>
-            <w:tcMar>
-              <w:top w:w="80" w:type="dxa"/>
-              <w:bottom w:w="80" w:type="dxa"/>
-              <w:left w:w="120" w:type="dxa"/>
-              <w:right w:w="120" w:type="dxa"/>
-            </w:tcMar>
-          </w:tcPr>
-          <w:p>
-            <w:r>
-              <w:rPr>
-                <w:rFonts w:ascii="Arial" w:hAnsi="Arial"/>
-                <w:color w:val="333333"/>
-                <w:sz w:val="18"/>
-              </w:rPr>
-              <w:t>3 columns (Service, Description, Price) render with clean borders</w:t>
-            </w:r>
-          </w:p>
-        </w:tc>
-        <w:tc>
-          <w:tcPr>
-            <w:tcW w:type="dxa" w:w="864"/>
-            <w:tcMar>
-              <w:top w:w="80" w:type="dxa"/>
-              <w:bottom w:w="80" w:type="dxa"/>
-              <w:left w:w="120" w:type="dxa"/>
-              <w:right w:w="120" w:type="dxa"/>
-            </w:tcMar>
-          </w:tcPr>
-          <w:p>
-            <w:r>
-              <w:rPr>
-                <w:rFonts w:ascii="Arial" w:hAnsi="Arial"/>
-                <w:b/>
-                <w:color w:val="1B5E20"/>
-                <w:sz w:val="18"/>
-              </w:rPr>
-              <w:t>Pass</w:t>
+              <w:t>Fail</w:t>
             </w:r>
           </w:p>
         </w:tc>
@@ -3028,14 +2391,9 @@
     </w:tbl>
     <w:p>
       <w:pPr>
-        <w:spacing w:after="80"/>
-      </w:pPr>
-    </w:p>
-    <w:p>
-      <w:pPr>
-        <w:spacing w:before="120" w:after="120"/>
+        <w:spacing w:before="80" w:after="80"/>
         <w:pBdr>
-          <w:bottom w:val="single" w:sz="6" w:space="1" w:color="D0D0D0"/>
+          <w:bottom w:val="single" w:sz="6" w:space="1" w:color="CCCCCC"/>
         </w:pBdr>
       </w:pPr>
     </w:p>
@@ -3047,13 +2405,13 @@
     <w:p>
       <w:pPr>
         <w:keepNext/>
-        <w:spacing w:before="240" w:after="80"/>
+        <w:spacing w:before="160" w:after="60"/>
       </w:pPr>
       <w:r>
         <w:rPr>
           <w:rFonts w:ascii="Arial" w:hAnsi="Arial"/>
           <w:b/>
-          <w:color w:val="111111"/>
+          <w:color w:val="000000"/>
           <w:sz w:val="26"/>
         </w:rPr>
         <w:t>9. OUTPUT</w:t>
@@ -3061,13 +2419,13 @@
     </w:p>
     <w:p>
       <w:pPr>
-        <w:spacing w:before="40" w:after="80" w:line="276" w:lineRule="auto"/>
+        <w:spacing w:before="40" w:after="60" w:line="276" w:lineRule="auto"/>
       </w:pPr>
       <w:r>
         <w:rPr>
           <w:rFonts w:ascii="Arial" w:hAnsi="Arial"/>
           <w:b/>
-          <w:color w:val="222222"/>
+          <w:color w:val="000000"/>
           <w:sz w:val="20"/>
         </w:rPr>
         <w:t>Output: Rendered Webpage in Chrome Browser</w:t>
@@ -3082,14 +2440,14 @@
     </w:p>
     <w:p>
       <w:pPr>
-        <w:spacing w:before="160" w:after="80"/>
+        <w:spacing w:before="120" w:after="80"/>
         <w:jc w:val="center"/>
       </w:pPr>
       <w:r>
         <w:drawing>
           <wp:inline xmlns:a="http://schemas.openxmlformats.org/drawingml/2006/main" xmlns:pic="http://schemas.openxmlformats.org/drawingml/2006/picture">
             <wp:extent cx="5669280" cy="3254422"/>
-            <wp:docPr id="1" name="Picture 1"/>
+            <wp:docPr id="6" name="Picture 6"/>
             <wp:cNvGraphicFramePr>
               <a:graphicFrameLocks noChangeAspect="1"/>
             </wp:cNvGraphicFramePr>
@@ -3101,7 +2459,7 @@
                     <pic:cNvPicPr/>
                   </pic:nvPicPr>
                   <pic:blipFill>
-                    <a:blip r:embed="rId9"/>
+                    <a:blip r:embed="rId14"/>
                     <a:stretch>
                       <a:fillRect/>
                     </a:stretch>
@@ -3136,9 +2494,9 @@
     </w:p>
     <w:p>
       <w:pPr>
-        <w:spacing w:before="120" w:after="120"/>
+        <w:spacing w:before="80" w:after="80"/>
         <w:pBdr>
-          <w:bottom w:val="single" w:sz="6" w:space="1" w:color="D0D0D0"/>
+          <w:bottom w:val="single" w:sz="6" w:space="1" w:color="CCCCCC"/>
         </w:pBdr>
       </w:pPr>
     </w:p>
@@ -3150,13 +2508,13 @@
     <w:p>
       <w:pPr>
         <w:keepNext/>
-        <w:spacing w:before="240" w:after="80"/>
+        <w:spacing w:before="160" w:after="60"/>
       </w:pPr>
       <w:r>
         <w:rPr>
           <w:rFonts w:ascii="Arial" w:hAnsi="Arial"/>
           <w:b/>
-          <w:color w:val="111111"/>
+          <w:color w:val="000000"/>
           <w:sz w:val="26"/>
         </w:rPr>
         <w:t>10. RESULT</w:t>
@@ -3164,7 +2522,7 @@
     </w:p>
     <w:p>
       <w:pPr>
-        <w:spacing w:before="40" w:after="80" w:line="276" w:lineRule="auto"/>
+        <w:spacing w:before="40" w:after="60" w:line="276" w:lineRule="auto"/>
       </w:pPr>
       <w:r>
         <w:rPr>
@@ -3177,21 +2535,21 @@
     </w:p>
     <w:p>
       <w:pPr>
-        <w:spacing w:before="120" w:after="120"/>
+        <w:spacing w:before="80" w:after="80"/>
         <w:pBdr>
-          <w:bottom w:val="single" w:sz="6" w:space="1" w:color="D0D0D0"/>
+          <w:bottom w:val="single" w:sz="6" w:space="1" w:color="CCCCCC"/>
         </w:pBdr>
       </w:pPr>
     </w:p>
     <w:p>
       <w:pPr>
-        <w:spacing w:before="40" w:after="80" w:line="276" w:lineRule="auto"/>
+        <w:spacing w:before="40" w:after="60" w:line="276" w:lineRule="auto"/>
       </w:pPr>
       <w:r>
         <w:rPr>
           <w:rFonts w:ascii="Arial" w:hAnsi="Arial"/>
           <w:b/>
-          <w:color w:val="222222"/>
+          <w:color w:val="000000"/>
           <w:sz w:val="20"/>
         </w:rPr>
         <w:t>Submission Package Structure:</w:t>
@@ -3206,7 +2564,7 @@
     </w:p>
     <w:p>
       <w:pPr>
-        <w:spacing w:before="80" w:after="160"/>
+        <w:spacing w:before="80" w:after="120"/>
         <w:ind w:left="288"/>
       </w:pPr>
       <w:r>
